--- a/DB/교육부/EDU_교육부매뉴얼_201-204_사랑과평안의교회.docx
+++ b/DB/교육부/EDU_교육부매뉴얼_201-204_사랑과평안의교회.docx
@@ -33,9 +33,6 @@
     </w:p>
     <w:p>
       <w:pPr>
-        <w:pBdr>
-          <w:bottom w:val="single" w:color="C8714A" w:sz="6"/>
-        </w:pBdr>
         <w:spacing w:after="80" w:before="0"/>
         <w:jc w:val="center"/>
       </w:pPr>
@@ -138,7 +135,7 @@
               <w:bottom w:val="single" w:color="B0C8E0" w:sz="4"/>
               <w:right w:val="single" w:color="B0C8E0" w:sz="4"/>
             </w:tcBorders>
-            <w:shd w:fill="EAF1F8" w:val="clear"/>
+            <w:shd w:fill="FFFFFF" w:val="clear"/>
             <w:tcMar>
               <w:top w:type="dxa" w:w="80"/>
               <w:left w:type="dxa" w:w="160"/>
@@ -202,7 +199,7 @@
               <w:bottom w:val="single" w:color="B0C8E0" w:sz="4"/>
               <w:right w:val="single" w:color="B0C8E0" w:sz="4"/>
             </w:tcBorders>
-            <w:shd w:fill="EAF1F8" w:val="clear"/>
+            <w:shd w:fill="FFFFFF" w:val="clear"/>
             <w:tcMar>
               <w:top w:type="dxa" w:w="80"/>
               <w:left w:type="dxa" w:w="160"/>
@@ -266,7 +263,7 @@
               <w:bottom w:val="single" w:color="B0C8E0" w:sz="4"/>
               <w:right w:val="single" w:color="B0C8E0" w:sz="4"/>
             </w:tcBorders>
-            <w:shd w:fill="EAF1F8" w:val="clear"/>
+            <w:shd w:fill="FFFFFF" w:val="clear"/>
             <w:tcMar>
               <w:top w:type="dxa" w:w="80"/>
               <w:left w:type="dxa" w:w="160"/>
@@ -330,7 +327,7 @@
               <w:bottom w:val="single" w:color="B0C8E0" w:sz="4"/>
               <w:right w:val="single" w:color="B0C8E0" w:sz="4"/>
             </w:tcBorders>
-            <w:shd w:fill="EAF1F8" w:val="clear"/>
+            <w:shd w:fill="FFFFFF" w:val="clear"/>
             <w:tcMar>
               <w:top w:type="dxa" w:w="80"/>
               <w:left w:type="dxa" w:w="160"/>
@@ -394,7 +391,7 @@
               <w:bottom w:val="single" w:color="B0C8E0" w:sz="4"/>
               <w:right w:val="single" w:color="B0C8E0" w:sz="4"/>
             </w:tcBorders>
-            <w:shd w:fill="EAF1F8" w:val="clear"/>
+            <w:shd w:fill="FFFFFF" w:val="clear"/>
             <w:tcMar>
               <w:top w:type="dxa" w:w="80"/>
               <w:left w:type="dxa" w:w="160"/>
@@ -443,7 +440,7 @@
                 <w:sz w:val="18"/>
                 <w:szCs w:val="18"/>
               </w:rPr>
-              <w:t xml:space="preserve">—</w:t>
+              <w:t>말미 [개정 이력] 표 참조</w:t>
             </w:r>
           </w:p>
         </w:tc>
@@ -486,11 +483,154 @@
       </w:r>
     </w:p>
     <w:p>
-      <w:pPr>
-        <w:pBdr>
-          <w:bottom w:val="single" w:color="C8714A" w:sz="8"/>
-        </w:pBdr>
-        <w:shd w:fill="1A3A5C" w:val="clear"/>
+      <w:r>
+        <w:rPr>
+          <w:rFonts w:ascii="맑은 고딕" w:hAnsi="맑은 고딕"/>
+          <w:b/>
+          <w:color w:val="1A3A5C"/>
+          <w:sz w:val="26"/>
+        </w:rPr>
+        <w:t>■ 교육부 제출 업무 총괄  Duties Overview</w:t>
+      </w:r>
+    </w:p>
+    <w:p>
+      <w:r>
+        <w:rPr>
+          <w:rFonts w:ascii="맑은 고딕" w:hAnsi="맑은 고딕"/>
+          <w:sz w:val="22"/>
+        </w:rPr>
+        <w:t>아래 표는 교육부가 제출한 업무 현황을 반영한 것이다. 세부 운영 지침은 제1장 이하 각 조에서 정한다.</w:t>
+      </w:r>
+    </w:p>
+    <w:tbl>
+      <w:tblPr>
+        <w:tblW w:type="auto" w:w="0"/>
+        <w:tblLook w:firstColumn="1" w:firstRow="1" w:lastColumn="0" w:lastRow="0" w:noHBand="0" w:noVBand="1" w:val="04A0"/>
+        <w:tblBorders>
+          <w:top w:val="single" w:sz="4" w:space="0" w:color="C0D4EC"/>
+          <w:left w:val="single" w:sz="4" w:space="0" w:color="C0D4EC"/>
+          <w:bottom w:val="single" w:sz="4" w:space="0" w:color="C0D4EC"/>
+          <w:right w:val="single" w:sz="4" w:space="0" w:color="C0D4EC"/>
+          <w:insideH w:val="single" w:sz="4" w:space="0" w:color="C0D4EC"/>
+          <w:insideV w:val="single" w:sz="4" w:space="0" w:color="C0D4EC"/>
+        </w:tblBorders>
+      </w:tblPr>
+      <w:tblGrid>
+        <w:gridCol w:w="3023"/>
+        <w:gridCol w:w="3023"/>
+        <w:gridCol w:w="3023"/>
+      </w:tblGrid>
+      <w:tr>
+        <w:tc>
+          <w:tcPr>
+            <w:tcW w:type="dxa" w:w="3023"/>
+            <w:shd w:val="clear" w:fill="FFFFFF"/>
+          </w:tcPr>
+          <w:p>
+            <w:r/>
+            <w:r>
+              <w:rPr>
+                <w:rFonts w:ascii="맑은 고딕" w:hAnsi="맑은 고딕"/>
+                <w:b/>
+                <w:color w:val="1A1A1A"/>
+                <w:sz w:val="20"/>
+              </w:rPr>
+              <w:t>업무명</w:t>
+            </w:r>
+          </w:p>
+        </w:tc>
+        <w:tc>
+          <w:tcPr>
+            <w:tcW w:type="dxa" w:w="3023"/>
+            <w:shd w:val="clear" w:fill="FFFFFF"/>
+          </w:tcPr>
+          <w:p>
+            <w:r/>
+            <w:r>
+              <w:rPr>
+                <w:rFonts w:ascii="맑은 고딕" w:hAnsi="맑은 고딕"/>
+                <w:b/>
+                <w:color w:val="1A1A1A"/>
+                <w:sz w:val="20"/>
+              </w:rPr>
+              <w:t>주기</w:t>
+            </w:r>
+          </w:p>
+        </w:tc>
+        <w:tc>
+          <w:tcPr>
+            <w:tcW w:type="dxa" w:w="3023"/>
+            <w:shd w:val="clear" w:fill="FFFFFF"/>
+          </w:tcPr>
+          <w:p>
+            <w:r/>
+            <w:r>
+              <w:rPr>
+                <w:rFonts w:ascii="맑은 고딕" w:hAnsi="맑은 고딕"/>
+                <w:b/>
+                <w:color w:val="1A1A1A"/>
+                <w:sz w:val="20"/>
+              </w:rPr>
+              <w:t>예산</w:t>
+            </w:r>
+          </w:p>
+        </w:tc>
+      </w:tr>
+      <w:tr>
+        <w:tc>
+          <w:tcPr>
+            <w:tcW w:type="dxa" w:w="3023"/>
+          </w:tcPr>
+          <w:p>
+            <w:r/>
+            <w:r>
+              <w:rPr>
+                <w:rFonts w:ascii="맑은 고딕" w:hAnsi="맑은 고딕"/>
+                <w:b w:val="0"/>
+                <w:sz w:val="20"/>
+              </w:rPr>
+              <w:t>주일학교 운영</w:t>
+            </w:r>
+          </w:p>
+        </w:tc>
+        <w:tc>
+          <w:tcPr>
+            <w:tcW w:type="dxa" w:w="3023"/>
+          </w:tcPr>
+          <w:p>
+            <w:r/>
+            <w:r>
+              <w:rPr>
+                <w:rFonts w:ascii="맑은 고딕" w:hAnsi="맑은 고딕"/>
+                <w:b w:val="0"/>
+                <w:sz w:val="20"/>
+              </w:rPr>
+              <w:t>매주</w:t>
+            </w:r>
+          </w:p>
+        </w:tc>
+        <w:tc>
+          <w:tcPr>
+            <w:tcW w:type="dxa" w:w="3023"/>
+          </w:tcPr>
+          <w:p>
+            <w:r/>
+            <w:r>
+              <w:rPr>
+                <w:rFonts w:ascii="맑은 고딕" w:hAnsi="맑은 고딕"/>
+                <w:b w:val="0"/>
+                <w:sz w:val="20"/>
+              </w:rPr>
+              <w:t>공과 교재비 분기 80,000원 / 교사 교육비 연간 150,000원</w:t>
+            </w:r>
+          </w:p>
+        </w:tc>
+      </w:tr>
+    </w:tbl>
+    <w:p/>
+    <w:p>
+      <w:pPr>
+        <w:shd w:fill="FFFFFF" w:val="clear"/>
         <w:spacing w:after="200" w:before="440"/>
         <w:jc w:val="center"/>
       </w:pPr>
@@ -499,7 +639,7 @@
           <w:rFonts w:ascii="맑은 고딕" w:cs="맑은 고딕" w:eastAsia="맑은 고딕" w:hAnsi="맑은 고딕"/>
           <w:b/>
           <w:bCs/>
-          <w:color w:val="FFFFFF"/>
+          <w:color w:val="1A1A1A"/>
           <w:sz w:val="27"/>
           <w:szCs w:val="27"/>
         </w:rPr>
@@ -531,9 +671,6 @@
     </w:p>
     <w:p>
       <w:pPr>
-        <w:pBdr>
-          <w:left w:val="single" w:color="C8714A" w:sz="12"/>
-        </w:pBdr>
         <w:spacing w:after="60" w:before="260"/>
         <w:ind w:left="180"/>
       </w:pPr>
@@ -581,9 +718,6 @@
     </w:p>
     <w:p>
       <w:pPr>
-        <w:pBdr>
-          <w:left w:val="single" w:color="C8714A" w:sz="12"/>
-        </w:pBdr>
         <w:spacing w:after="60" w:before="260"/>
         <w:ind w:left="180"/>
       </w:pPr>
@@ -617,12 +751,12 @@
       <w:tblPr>
         <w:tblW w:type="dxa" w:w="9070"/>
         <w:tblBorders>
-          <w:top w:val="single" w:color="auto" w:sz="4"/>
-          <w:left w:val="single" w:color="auto" w:sz="4"/>
-          <w:bottom w:val="single" w:color="auto" w:sz="4"/>
-          <w:right w:val="single" w:color="auto" w:sz="4"/>
-          <w:insideH w:val="single" w:color="auto" w:sz="4"/>
-          <w:insideV w:val="single" w:color="auto" w:sz="4"/>
+          <w:top w:val="nil"/>
+          <w:left w:val="nil"/>
+          <w:bottom w:val="nil"/>
+          <w:right w:val="nil"/>
+          <w:insideH w:val="nil"/>
+          <w:insideV w:val="nil"/>
         </w:tblBorders>
       </w:tblPr>
       <w:tblGrid>
@@ -632,13 +766,7 @@
         <w:tc>
           <w:tcPr>
             <w:tcW w:type="dxa" w:w="9070"/>
-            <w:tcBorders>
-              <w:top w:val="single" w:color="1E5C38" w:sz="10"/>
-              <w:left w:val="single" w:color="1E5C38" w:sz="8"/>
-              <w:bottom w:val="single" w:color="1E5C38" w:sz="10"/>
-              <w:right w:val="none" w:color="FFFFFF" w:sz="0"/>
-            </w:tcBorders>
-            <w:shd w:fill="F0FDF4" w:val="clear"/>
+            <w:shd w:fill="FFFFFF" w:val="clear"/>
             <w:tcMar>
               <w:top w:type="dxa" w:w="140"/>
               <w:left w:type="dxa" w:w="280"/>
@@ -695,9 +823,6 @@
     </w:p>
     <w:p>
       <w:pPr>
-        <w:pBdr>
-          <w:left w:val="single" w:color="C8714A" w:sz="12"/>
-        </w:pBdr>
         <w:spacing w:after="60" w:before="260"/>
         <w:ind w:left="180"/>
       </w:pPr>
@@ -771,7 +896,7 @@
               <w:bottom w:val="single" w:color="B0C8E0" w:sz="4"/>
               <w:right w:val="single" w:color="B0C8E0" w:sz="4"/>
             </w:tcBorders>
-            <w:shd w:fill="1A3A5C" w:val="clear"/>
+            <w:shd w:fill="FFFFFF" w:val="clear"/>
             <w:tcMar>
               <w:top w:type="dxa" w:w="80"/>
               <w:left w:type="dxa" w:w="100"/>
@@ -788,7 +913,7 @@
                 <w:rFonts w:ascii="맑은 고딕" w:cs="맑은 고딕" w:eastAsia="맑은 고딕" w:hAnsi="맑은 고딕"/>
                 <w:b/>
                 <w:bCs/>
-                <w:color w:val="FFFFFF"/>
+                <w:color w:val="1A1A1A"/>
                 <w:sz w:val="17"/>
                 <w:szCs w:val="17"/>
               </w:rPr>
@@ -805,7 +930,7 @@
               <w:bottom w:val="single" w:color="B0C8E0" w:sz="4"/>
               <w:right w:val="single" w:color="B0C8E0" w:sz="4"/>
             </w:tcBorders>
-            <w:shd w:fill="1A3A5C" w:val="clear"/>
+            <w:shd w:fill="FFFFFF" w:val="clear"/>
             <w:tcMar>
               <w:top w:type="dxa" w:w="80"/>
               <w:left w:type="dxa" w:w="100"/>
@@ -822,7 +947,7 @@
                 <w:rFonts w:ascii="맑은 고딕" w:cs="맑은 고딕" w:eastAsia="맑은 고딕" w:hAnsi="맑은 고딕"/>
                 <w:b/>
                 <w:bCs/>
-                <w:color w:val="FFFFFF"/>
+                <w:color w:val="1A1A1A"/>
                 <w:sz w:val="17"/>
                 <w:szCs w:val="17"/>
               </w:rPr>
@@ -839,7 +964,7 @@
               <w:bottom w:val="single" w:color="B0C8E0" w:sz="4"/>
               <w:right w:val="single" w:color="B0C8E0" w:sz="4"/>
             </w:tcBorders>
-            <w:shd w:fill="1A3A5C" w:val="clear"/>
+            <w:shd w:fill="FFFFFF" w:val="clear"/>
             <w:tcMar>
               <w:top w:type="dxa" w:w="80"/>
               <w:left w:type="dxa" w:w="100"/>
@@ -856,7 +981,7 @@
                 <w:rFonts w:ascii="맑은 고딕" w:cs="맑은 고딕" w:eastAsia="맑은 고딕" w:hAnsi="맑은 고딕"/>
                 <w:b/>
                 <w:bCs/>
-                <w:color w:val="FFFFFF"/>
+                <w:color w:val="1A1A1A"/>
                 <w:sz w:val="17"/>
                 <w:szCs w:val="17"/>
               </w:rPr>
@@ -873,7 +998,7 @@
               <w:bottom w:val="single" w:color="B0C8E0" w:sz="4"/>
               <w:right w:val="single" w:color="B0C8E0" w:sz="4"/>
             </w:tcBorders>
-            <w:shd w:fill="1A3A5C" w:val="clear"/>
+            <w:shd w:fill="FFFFFF" w:val="clear"/>
             <w:tcMar>
               <w:top w:type="dxa" w:w="80"/>
               <w:left w:type="dxa" w:w="100"/>
@@ -890,7 +1015,7 @@
                 <w:rFonts w:ascii="맑은 고딕" w:cs="맑은 고딕" w:eastAsia="맑은 고딕" w:hAnsi="맑은 고딕"/>
                 <w:b/>
                 <w:bCs/>
-                <w:color w:val="FFFFFF"/>
+                <w:color w:val="1A1A1A"/>
                 <w:sz w:val="17"/>
                 <w:szCs w:val="17"/>
               </w:rPr>
@@ -909,7 +1034,7 @@
               <w:bottom w:val="single" w:color="B0C8E0" w:sz="4"/>
               <w:right w:val="single" w:color="B0C8E0" w:sz="4"/>
             </w:tcBorders>
-            <w:shd w:fill="EAF1F8" w:val="clear"/>
+            <w:shd w:fill="FFFFFF" w:val="clear"/>
             <w:tcMar>
               <w:top w:type="dxa" w:w="70"/>
               <w:left w:type="dxa" w:w="100"/>
@@ -943,7 +1068,7 @@
               <w:bottom w:val="single" w:color="B0C8E0" w:sz="4"/>
               <w:right w:val="single" w:color="B0C8E0" w:sz="4"/>
             </w:tcBorders>
-            <w:shd w:fill="EAF1F8" w:val="clear"/>
+            <w:shd w:fill="FFFFFF" w:val="clear"/>
             <w:tcMar>
               <w:top w:type="dxa" w:w="70"/>
               <w:left w:type="dxa" w:w="100"/>
@@ -977,7 +1102,7 @@
               <w:bottom w:val="single" w:color="B0C8E0" w:sz="4"/>
               <w:right w:val="single" w:color="B0C8E0" w:sz="4"/>
             </w:tcBorders>
-            <w:shd w:fill="EAF1F8" w:val="clear"/>
+            <w:shd w:fill="FFFFFF" w:val="clear"/>
             <w:tcMar>
               <w:top w:type="dxa" w:w="70"/>
               <w:left w:type="dxa" w:w="100"/>
@@ -1011,7 +1136,7 @@
               <w:bottom w:val="single" w:color="B0C8E0" w:sz="4"/>
               <w:right w:val="single" w:color="B0C8E0" w:sz="4"/>
             </w:tcBorders>
-            <w:shd w:fill="EAF1F8" w:val="clear"/>
+            <w:shd w:fill="FFFFFF" w:val="clear"/>
             <w:tcMar>
               <w:top w:type="dxa" w:w="70"/>
               <w:left w:type="dxa" w:w="100"/>
@@ -1185,7 +1310,7 @@
               <w:bottom w:val="single" w:color="B0C8E0" w:sz="4"/>
               <w:right w:val="single" w:color="B0C8E0" w:sz="4"/>
             </w:tcBorders>
-            <w:shd w:fill="EAF1F8" w:val="clear"/>
+            <w:shd w:fill="FFFFFF" w:val="clear"/>
             <w:tcMar>
               <w:top w:type="dxa" w:w="70"/>
               <w:left w:type="dxa" w:w="100"/>
@@ -1219,7 +1344,7 @@
               <w:bottom w:val="single" w:color="B0C8E0" w:sz="4"/>
               <w:right w:val="single" w:color="B0C8E0" w:sz="4"/>
             </w:tcBorders>
-            <w:shd w:fill="EAF1F8" w:val="clear"/>
+            <w:shd w:fill="FFFFFF" w:val="clear"/>
             <w:tcMar>
               <w:top w:type="dxa" w:w="70"/>
               <w:left w:type="dxa" w:w="100"/>
@@ -1253,7 +1378,7 @@
               <w:bottom w:val="single" w:color="B0C8E0" w:sz="4"/>
               <w:right w:val="single" w:color="B0C8E0" w:sz="4"/>
             </w:tcBorders>
-            <w:shd w:fill="EAF1F8" w:val="clear"/>
+            <w:shd w:fill="FFFFFF" w:val="clear"/>
             <w:tcMar>
               <w:top w:type="dxa" w:w="70"/>
               <w:left w:type="dxa" w:w="100"/>
@@ -1287,7 +1412,7 @@
               <w:bottom w:val="single" w:color="B0C8E0" w:sz="4"/>
               <w:right w:val="single" w:color="B0C8E0" w:sz="4"/>
             </w:tcBorders>
-            <w:shd w:fill="EAF1F8" w:val="clear"/>
+            <w:shd w:fill="FFFFFF" w:val="clear"/>
             <w:tcMar>
               <w:top w:type="dxa" w:w="70"/>
               <w:left w:type="dxa" w:w="100"/>
@@ -1468,9 +1593,6 @@
     </w:p>
     <w:p>
       <w:pPr>
-        <w:pBdr>
-          <w:left w:val="single" w:color="C8714A" w:sz="12"/>
-        </w:pBdr>
         <w:spacing w:after="60" w:before="260"/>
         <w:ind w:left="180"/>
       </w:pPr>
@@ -1550,9 +1672,6 @@
     </w:p>
     <w:p>
       <w:pPr>
-        <w:pBdr>
-          <w:left w:val="single" w:color="C8714A" w:sz="12"/>
-        </w:pBdr>
         <w:spacing w:after="60" w:before="260"/>
         <w:ind w:left="180"/>
       </w:pPr>
@@ -1632,10 +1751,7 @@
     </w:p>
     <w:p>
       <w:pPr>
-        <w:pBdr>
-          <w:bottom w:val="single" w:color="C8714A" w:sz="8"/>
-        </w:pBdr>
-        <w:shd w:fill="1A3A5C" w:val="clear"/>
+        <w:shd w:fill="FFFFFF" w:val="clear"/>
         <w:spacing w:after="200" w:before="440"/>
         <w:jc w:val="center"/>
       </w:pPr>
@@ -1644,7 +1760,7 @@
           <w:rFonts w:ascii="맑은 고딕" w:cs="맑은 고딕" w:eastAsia="맑은 고딕" w:hAnsi="맑은 고딕"/>
           <w:b/>
           <w:bCs/>
-          <w:color w:val="FFFFFF"/>
+          <w:color w:val="1A1A1A"/>
           <w:sz w:val="27"/>
           <w:szCs w:val="27"/>
         </w:rPr>
@@ -1676,9 +1792,6 @@
     </w:p>
     <w:p>
       <w:pPr>
-        <w:pBdr>
-          <w:left w:val="single" w:color="C8714A" w:sz="12"/>
-        </w:pBdr>
         <w:spacing w:after="60" w:before="260"/>
         <w:ind w:left="180"/>
       </w:pPr>
@@ -1735,7 +1848,7 @@
               <w:bottom w:val="single" w:color="B0C8E0" w:sz="4"/>
               <w:right w:val="single" w:color="B0C8E0" w:sz="4"/>
             </w:tcBorders>
-            <w:shd w:fill="1A3A5C" w:val="clear"/>
+            <w:shd w:fill="FFFFFF" w:val="clear"/>
             <w:tcMar>
               <w:top w:type="dxa" w:w="80"/>
               <w:left w:type="dxa" w:w="100"/>
@@ -1752,7 +1865,7 @@
                 <w:rFonts w:ascii="맑은 고딕" w:cs="맑은 고딕" w:eastAsia="맑은 고딕" w:hAnsi="맑은 고딕"/>
                 <w:b/>
                 <w:bCs/>
-                <w:color w:val="FFFFFF"/>
+                <w:color w:val="1A1A1A"/>
                 <w:sz w:val="17"/>
                 <w:szCs w:val="17"/>
               </w:rPr>
@@ -1769,7 +1882,7 @@
               <w:bottom w:val="single" w:color="B0C8E0" w:sz="4"/>
               <w:right w:val="single" w:color="B0C8E0" w:sz="4"/>
             </w:tcBorders>
-            <w:shd w:fill="1A3A5C" w:val="clear"/>
+            <w:shd w:fill="FFFFFF" w:val="clear"/>
             <w:tcMar>
               <w:top w:type="dxa" w:w="80"/>
               <w:left w:type="dxa" w:w="100"/>
@@ -1786,7 +1899,7 @@
                 <w:rFonts w:ascii="맑은 고딕" w:cs="맑은 고딕" w:eastAsia="맑은 고딕" w:hAnsi="맑은 고딕"/>
                 <w:b/>
                 <w:bCs/>
-                <w:color w:val="FFFFFF"/>
+                <w:color w:val="1A1A1A"/>
                 <w:sz w:val="17"/>
                 <w:szCs w:val="17"/>
               </w:rPr>
@@ -1803,7 +1916,7 @@
               <w:bottom w:val="single" w:color="B0C8E0" w:sz="4"/>
               <w:right w:val="single" w:color="B0C8E0" w:sz="4"/>
             </w:tcBorders>
-            <w:shd w:fill="1A3A5C" w:val="clear"/>
+            <w:shd w:fill="FFFFFF" w:val="clear"/>
             <w:tcMar>
               <w:top w:type="dxa" w:w="80"/>
               <w:left w:type="dxa" w:w="100"/>
@@ -1820,7 +1933,7 @@
                 <w:rFonts w:ascii="맑은 고딕" w:cs="맑은 고딕" w:eastAsia="맑은 고딕" w:hAnsi="맑은 고딕"/>
                 <w:b/>
                 <w:bCs/>
-                <w:color w:val="FFFFFF"/>
+                <w:color w:val="1A1A1A"/>
                 <w:sz w:val="17"/>
                 <w:szCs w:val="17"/>
               </w:rPr>
@@ -1839,7 +1952,7 @@
               <w:bottom w:val="single" w:color="B0C8E0" w:sz="4"/>
               <w:right w:val="single" w:color="B0C8E0" w:sz="4"/>
             </w:tcBorders>
-            <w:shd w:fill="EAF1F8" w:val="clear"/>
+            <w:shd w:fill="FFFFFF" w:val="clear"/>
             <w:tcMar>
               <w:top w:type="dxa" w:w="70"/>
               <w:left w:type="dxa" w:w="100"/>
@@ -1873,7 +1986,7 @@
               <w:bottom w:val="single" w:color="B0C8E0" w:sz="4"/>
               <w:right w:val="single" w:color="B0C8E0" w:sz="4"/>
             </w:tcBorders>
-            <w:shd w:fill="EAF1F8" w:val="clear"/>
+            <w:shd w:fill="FFFFFF" w:val="clear"/>
             <w:tcMar>
               <w:top w:type="dxa" w:w="70"/>
               <w:left w:type="dxa" w:w="100"/>
@@ -1907,7 +2020,7 @@
               <w:bottom w:val="single" w:color="B0C8E0" w:sz="4"/>
               <w:right w:val="single" w:color="B0C8E0" w:sz="4"/>
             </w:tcBorders>
-            <w:shd w:fill="EAF1F8" w:val="clear"/>
+            <w:shd w:fill="FFFFFF" w:val="clear"/>
             <w:tcMar>
               <w:top w:type="dxa" w:w="70"/>
               <w:left w:type="dxa" w:w="100"/>
@@ -2047,7 +2160,7 @@
               <w:bottom w:val="single" w:color="B0C8E0" w:sz="4"/>
               <w:right w:val="single" w:color="B0C8E0" w:sz="4"/>
             </w:tcBorders>
-            <w:shd w:fill="EAF1F8" w:val="clear"/>
+            <w:shd w:fill="FFFFFF" w:val="clear"/>
             <w:tcMar>
               <w:top w:type="dxa" w:w="70"/>
               <w:left w:type="dxa" w:w="100"/>
@@ -2081,7 +2194,7 @@
               <w:bottom w:val="single" w:color="B0C8E0" w:sz="4"/>
               <w:right w:val="single" w:color="B0C8E0" w:sz="4"/>
             </w:tcBorders>
-            <w:shd w:fill="EAF1F8" w:val="clear"/>
+            <w:shd w:fill="FFFFFF" w:val="clear"/>
             <w:tcMar>
               <w:top w:type="dxa" w:w="70"/>
               <w:left w:type="dxa" w:w="100"/>
@@ -2115,7 +2228,7 @@
               <w:bottom w:val="single" w:color="B0C8E0" w:sz="4"/>
               <w:right w:val="single" w:color="B0C8E0" w:sz="4"/>
             </w:tcBorders>
-            <w:shd w:fill="EAF1F8" w:val="clear"/>
+            <w:shd w:fill="FFFFFF" w:val="clear"/>
             <w:tcMar>
               <w:top w:type="dxa" w:w="70"/>
               <w:left w:type="dxa" w:w="100"/>
@@ -2255,7 +2368,7 @@
               <w:bottom w:val="single" w:color="B0C8E0" w:sz="4"/>
               <w:right w:val="single" w:color="B0C8E0" w:sz="4"/>
             </w:tcBorders>
-            <w:shd w:fill="EAF1F8" w:val="clear"/>
+            <w:shd w:fill="FFFFFF" w:val="clear"/>
             <w:tcMar>
               <w:top w:type="dxa" w:w="70"/>
               <w:left w:type="dxa" w:w="100"/>
@@ -2289,7 +2402,7 @@
               <w:bottom w:val="single" w:color="B0C8E0" w:sz="4"/>
               <w:right w:val="single" w:color="B0C8E0" w:sz="4"/>
             </w:tcBorders>
-            <w:shd w:fill="EAF1F8" w:val="clear"/>
+            <w:shd w:fill="FFFFFF" w:val="clear"/>
             <w:tcMar>
               <w:top w:type="dxa" w:w="70"/>
               <w:left w:type="dxa" w:w="100"/>
@@ -2323,7 +2436,7 @@
               <w:bottom w:val="single" w:color="B0C8E0" w:sz="4"/>
               <w:right w:val="single" w:color="B0C8E0" w:sz="4"/>
             </w:tcBorders>
-            <w:shd w:fill="EAF1F8" w:val="clear"/>
+            <w:shd w:fill="FFFFFF" w:val="clear"/>
             <w:tcMar>
               <w:top w:type="dxa" w:w="70"/>
               <w:left w:type="dxa" w:w="100"/>
@@ -2366,9 +2479,6 @@
     </w:p>
     <w:p>
       <w:pPr>
-        <w:pBdr>
-          <w:left w:val="single" w:color="C8714A" w:sz="12"/>
-        </w:pBdr>
         <w:spacing w:after="60" w:before="260"/>
         <w:ind w:left="180"/>
       </w:pPr>
@@ -2448,10 +2558,7 @@
     </w:p>
     <w:p>
       <w:pPr>
-        <w:pBdr>
-          <w:bottom w:val="single" w:color="C8714A" w:sz="8"/>
-        </w:pBdr>
-        <w:shd w:fill="1A3A5C" w:val="clear"/>
+        <w:shd w:fill="FFFFFF" w:val="clear"/>
         <w:spacing w:after="200" w:before="440"/>
         <w:jc w:val="center"/>
       </w:pPr>
@@ -2460,7 +2567,7 @@
           <w:rFonts w:ascii="맑은 고딕" w:cs="맑은 고딕" w:eastAsia="맑은 고딕" w:hAnsi="맑은 고딕"/>
           <w:b/>
           <w:bCs/>
-          <w:color w:val="FFFFFF"/>
+          <w:color w:val="1A1A1A"/>
           <w:sz w:val="27"/>
           <w:szCs w:val="27"/>
         </w:rPr>
@@ -2492,9 +2599,6 @@
     </w:p>
     <w:p>
       <w:pPr>
-        <w:pBdr>
-          <w:left w:val="single" w:color="C8714A" w:sz="12"/>
-        </w:pBdr>
         <w:spacing w:after="60" w:before="260"/>
         <w:ind w:left="180"/>
       </w:pPr>
@@ -2574,9 +2678,6 @@
     </w:p>
     <w:p>
       <w:pPr>
-        <w:pBdr>
-          <w:left w:val="single" w:color="C8714A" w:sz="12"/>
-        </w:pBdr>
         <w:spacing w:after="60" w:before="260"/>
         <w:ind w:left="180"/>
       </w:pPr>
@@ -2656,9 +2757,6 @@
     </w:p>
     <w:p>
       <w:pPr>
-        <w:pBdr>
-          <w:left w:val="single" w:color="C8714A" w:sz="12"/>
-        </w:pBdr>
         <w:spacing w:after="60" w:before="260"/>
         <w:ind w:left="180"/>
       </w:pPr>
@@ -2738,9 +2836,6 @@
     </w:p>
     <w:p>
       <w:pPr>
-        <w:pBdr>
-          <w:left w:val="single" w:color="C8714A" w:sz="12"/>
-        </w:pBdr>
         <w:spacing w:after="60" w:before="260"/>
         <w:ind w:left="180"/>
       </w:pPr>
@@ -2806,12 +2901,12 @@
       <w:tblPr>
         <w:tblW w:type="dxa" w:w="9070"/>
         <w:tblBorders>
-          <w:top w:val="single" w:color="auto" w:sz="4"/>
-          <w:left w:val="single" w:color="auto" w:sz="4"/>
-          <w:bottom w:val="single" w:color="auto" w:sz="4"/>
-          <w:right w:val="single" w:color="auto" w:sz="4"/>
-          <w:insideH w:val="single" w:color="auto" w:sz="4"/>
-          <w:insideV w:val="single" w:color="auto" w:sz="4"/>
+          <w:top w:val="nil"/>
+          <w:left w:val="nil"/>
+          <w:bottom w:val="nil"/>
+          <w:right w:val="nil"/>
+          <w:insideH w:val="nil"/>
+          <w:insideV w:val="nil"/>
         </w:tblBorders>
       </w:tblPr>
       <w:tblGrid>
@@ -2821,13 +2916,7 @@
         <w:tc>
           <w:tcPr>
             <w:tcW w:type="dxa" w:w="9070"/>
-            <w:tcBorders>
-              <w:top w:val="single" w:color="B0C8E0" w:sz="4"/>
-              <w:left w:val="single" w:color="B0C8E0" w:sz="4"/>
-              <w:bottom w:val="single" w:color="B0C8E0" w:sz="4"/>
-              <w:right w:val="single" w:color="B0C8E0" w:sz="4"/>
-            </w:tcBorders>
-            <w:shd w:fill="EAF1F8" w:val="clear"/>
+            <w:shd w:fill="FFFFFF" w:val="clear"/>
             <w:tcMar>
               <w:top w:type="dxa" w:w="180"/>
               <w:left w:type="dxa" w:w="300"/>
@@ -2923,9 +3012,6 @@
     </w:p>
     <w:p>
       <w:pPr>
-        <w:pBdr>
-          <w:bottom w:val="single" w:color="C8714A" w:sz="6"/>
-        </w:pBdr>
         <w:spacing w:after="80" w:before="0"/>
         <w:jc w:val="center"/>
       </w:pPr>
@@ -3028,7 +3114,7 @@
               <w:bottom w:val="single" w:color="B0C8E0" w:sz="4"/>
               <w:right w:val="single" w:color="B0C8E0" w:sz="4"/>
             </w:tcBorders>
-            <w:shd w:fill="EAF1F8" w:val="clear"/>
+            <w:shd w:fill="FFFFFF" w:val="clear"/>
             <w:tcMar>
               <w:top w:type="dxa" w:w="80"/>
               <w:left w:type="dxa" w:w="160"/>
@@ -3092,7 +3178,7 @@
               <w:bottom w:val="single" w:color="B0C8E0" w:sz="4"/>
               <w:right w:val="single" w:color="B0C8E0" w:sz="4"/>
             </w:tcBorders>
-            <w:shd w:fill="EAF1F8" w:val="clear"/>
+            <w:shd w:fill="FFFFFF" w:val="clear"/>
             <w:tcMar>
               <w:top w:type="dxa" w:w="80"/>
               <w:left w:type="dxa" w:w="160"/>
@@ -3156,7 +3242,7 @@
               <w:bottom w:val="single" w:color="B0C8E0" w:sz="4"/>
               <w:right w:val="single" w:color="B0C8E0" w:sz="4"/>
             </w:tcBorders>
-            <w:shd w:fill="EAF1F8" w:val="clear"/>
+            <w:shd w:fill="FFFFFF" w:val="clear"/>
             <w:tcMar>
               <w:top w:type="dxa" w:w="80"/>
               <w:left w:type="dxa" w:w="160"/>
@@ -3220,7 +3306,7 @@
               <w:bottom w:val="single" w:color="B0C8E0" w:sz="4"/>
               <w:right w:val="single" w:color="B0C8E0" w:sz="4"/>
             </w:tcBorders>
-            <w:shd w:fill="EAF1F8" w:val="clear"/>
+            <w:shd w:fill="FFFFFF" w:val="clear"/>
             <w:tcMar>
               <w:top w:type="dxa" w:w="80"/>
               <w:left w:type="dxa" w:w="160"/>
@@ -3284,7 +3370,7 @@
               <w:bottom w:val="single" w:color="B0C8E0" w:sz="4"/>
               <w:right w:val="single" w:color="B0C8E0" w:sz="4"/>
             </w:tcBorders>
-            <w:shd w:fill="EAF1F8" w:val="clear"/>
+            <w:shd w:fill="FFFFFF" w:val="clear"/>
             <w:tcMar>
               <w:top w:type="dxa" w:w="80"/>
               <w:left w:type="dxa" w:w="160"/>
@@ -3377,10 +3463,7 @@
     </w:p>
     <w:p>
       <w:pPr>
-        <w:pBdr>
-          <w:bottom w:val="single" w:color="C8714A" w:sz="8"/>
-        </w:pBdr>
-        <w:shd w:fill="1A3A5C" w:val="clear"/>
+        <w:shd w:fill="FFFFFF" w:val="clear"/>
         <w:spacing w:after="200" w:before="440"/>
         <w:jc w:val="center"/>
       </w:pPr>
@@ -3389,7 +3472,7 @@
           <w:rFonts w:ascii="맑은 고딕" w:cs="맑은 고딕" w:eastAsia="맑은 고딕" w:hAnsi="맑은 고딕"/>
           <w:b/>
           <w:bCs/>
-          <w:color w:val="FFFFFF"/>
+          <w:color w:val="1A1A1A"/>
           <w:sz w:val="27"/>
           <w:szCs w:val="27"/>
         </w:rPr>
@@ -3421,9 +3504,6 @@
     </w:p>
     <w:p>
       <w:pPr>
-        <w:pBdr>
-          <w:left w:val="single" w:color="C8714A" w:sz="12"/>
-        </w:pBdr>
         <w:spacing w:after="60" w:before="260"/>
         <w:ind w:left="180"/>
       </w:pPr>
@@ -3471,9 +3551,6 @@
     </w:p>
     <w:p>
       <w:pPr>
-        <w:pBdr>
-          <w:left w:val="single" w:color="C8714A" w:sz="12"/>
-        </w:pBdr>
         <w:spacing w:after="60" w:before="260"/>
         <w:ind w:left="180"/>
       </w:pPr>
@@ -3507,12 +3584,12 @@
       <w:tblPr>
         <w:tblW w:type="dxa" w:w="9070"/>
         <w:tblBorders>
-          <w:top w:val="single" w:color="auto" w:sz="4"/>
-          <w:left w:val="single" w:color="auto" w:sz="4"/>
-          <w:bottom w:val="single" w:color="auto" w:sz="4"/>
-          <w:right w:val="single" w:color="auto" w:sz="4"/>
-          <w:insideH w:val="single" w:color="auto" w:sz="4"/>
-          <w:insideV w:val="single" w:color="auto" w:sz="4"/>
+          <w:top w:val="nil"/>
+          <w:left w:val="nil"/>
+          <w:bottom w:val="nil"/>
+          <w:right w:val="nil"/>
+          <w:insideH w:val="nil"/>
+          <w:insideV w:val="nil"/>
         </w:tblBorders>
       </w:tblPr>
       <w:tblGrid>
@@ -3522,13 +3599,7 @@
         <w:tc>
           <w:tcPr>
             <w:tcW w:type="dxa" w:w="9070"/>
-            <w:tcBorders>
-              <w:top w:val="single" w:color="4A1E6E" w:sz="10"/>
-              <w:left w:val="single" w:color="4A1E6E" w:sz="8"/>
-              <w:bottom w:val="single" w:color="4A1E6E" w:sz="10"/>
-              <w:right w:val="none" w:color="FFFFFF" w:sz="0"/>
-            </w:tcBorders>
-            <w:shd w:fill="F5F0FF" w:val="clear"/>
+            <w:shd w:fill="FFFFFF" w:val="clear"/>
             <w:tcMar>
               <w:top w:type="dxa" w:w="140"/>
               <w:left w:type="dxa" w:w="280"/>
@@ -3585,9 +3656,6 @@
     </w:p>
     <w:p>
       <w:pPr>
-        <w:pBdr>
-          <w:left w:val="single" w:color="C8714A" w:sz="12"/>
-        </w:pBdr>
         <w:spacing w:after="60" w:before="260"/>
         <w:ind w:left="180"/>
       </w:pPr>
@@ -3651,10 +3719,7 @@
     </w:p>
     <w:p>
       <w:pPr>
-        <w:pBdr>
-          <w:bottom w:val="single" w:color="C8714A" w:sz="8"/>
-        </w:pBdr>
-        <w:shd w:fill="1A3A5C" w:val="clear"/>
+        <w:shd w:fill="FFFFFF" w:val="clear"/>
         <w:spacing w:after="200" w:before="440"/>
         <w:jc w:val="center"/>
       </w:pPr>
@@ -3663,7 +3728,7 @@
           <w:rFonts w:ascii="맑은 고딕" w:cs="맑은 고딕" w:eastAsia="맑은 고딕" w:hAnsi="맑은 고딕"/>
           <w:b/>
           <w:bCs/>
-          <w:color w:val="FFFFFF"/>
+          <w:color w:val="1A1A1A"/>
           <w:sz w:val="27"/>
           <w:szCs w:val="27"/>
         </w:rPr>
@@ -3695,9 +3760,6 @@
     </w:p>
     <w:p>
       <w:pPr>
-        <w:pBdr>
-          <w:left w:val="single" w:color="C8714A" w:sz="12"/>
-        </w:pBdr>
         <w:spacing w:after="60" w:before="260"/>
         <w:ind w:left="180"/>
       </w:pPr>
@@ -3777,9 +3839,6 @@
     </w:p>
     <w:p>
       <w:pPr>
-        <w:pBdr>
-          <w:left w:val="single" w:color="C8714A" w:sz="12"/>
-        </w:pBdr>
         <w:spacing w:after="60" w:before="260"/>
         <w:ind w:left="180"/>
       </w:pPr>
@@ -3859,10 +3918,7 @@
     </w:p>
     <w:p>
       <w:pPr>
-        <w:pBdr>
-          <w:bottom w:val="single" w:color="C8714A" w:sz="8"/>
-        </w:pBdr>
-        <w:shd w:fill="1A3A5C" w:val="clear"/>
+        <w:shd w:fill="FFFFFF" w:val="clear"/>
         <w:spacing w:after="200" w:before="440"/>
         <w:jc w:val="center"/>
       </w:pPr>
@@ -3871,7 +3927,7 @@
           <w:rFonts w:ascii="맑은 고딕" w:cs="맑은 고딕" w:eastAsia="맑은 고딕" w:hAnsi="맑은 고딕"/>
           <w:b/>
           <w:bCs/>
-          <w:color w:val="FFFFFF"/>
+          <w:color w:val="1A1A1A"/>
           <w:sz w:val="27"/>
           <w:szCs w:val="27"/>
         </w:rPr>
@@ -3903,9 +3959,6 @@
     </w:p>
     <w:p>
       <w:pPr>
-        <w:pBdr>
-          <w:left w:val="single" w:color="C8714A" w:sz="12"/>
-        </w:pBdr>
         <w:spacing w:after="60" w:before="260"/>
         <w:ind w:left="180"/>
       </w:pPr>
@@ -4049,9 +4102,6 @@
     </w:p>
     <w:p>
       <w:pPr>
-        <w:pBdr>
-          <w:left w:val="single" w:color="C8714A" w:sz="12"/>
-        </w:pBdr>
         <w:spacing w:after="60" w:before="260"/>
         <w:ind w:left="180"/>
       </w:pPr>
@@ -4147,10 +4197,7 @@
     </w:p>
     <w:p>
       <w:pPr>
-        <w:pBdr>
-          <w:bottom w:val="single" w:color="C8714A" w:sz="8"/>
-        </w:pBdr>
-        <w:shd w:fill="1A3A5C" w:val="clear"/>
+        <w:shd w:fill="FFFFFF" w:val="clear"/>
         <w:spacing w:after="200" w:before="440"/>
         <w:jc w:val="center"/>
       </w:pPr>
@@ -4159,7 +4206,7 @@
           <w:rFonts w:ascii="맑은 고딕" w:cs="맑은 고딕" w:eastAsia="맑은 고딕" w:hAnsi="맑은 고딕"/>
           <w:b/>
           <w:bCs/>
-          <w:color w:val="FFFFFF"/>
+          <w:color w:val="1A1A1A"/>
           <w:sz w:val="27"/>
           <w:szCs w:val="27"/>
         </w:rPr>
@@ -4191,9 +4238,6 @@
     </w:p>
     <w:p>
       <w:pPr>
-        <w:pBdr>
-          <w:left w:val="single" w:color="C8714A" w:sz="12"/>
-        </w:pBdr>
         <w:spacing w:after="60" w:before="260"/>
         <w:ind w:left="180"/>
       </w:pPr>
@@ -4273,9 +4317,6 @@
     </w:p>
     <w:p>
       <w:pPr>
-        <w:pBdr>
-          <w:left w:val="single" w:color="C8714A" w:sz="12"/>
-        </w:pBdr>
         <w:spacing w:after="60" w:before="260"/>
         <w:ind w:left="180"/>
       </w:pPr>
@@ -4357,12 +4398,12 @@
       <w:tblPr>
         <w:tblW w:type="dxa" w:w="9070"/>
         <w:tblBorders>
-          <w:top w:val="single" w:color="auto" w:sz="4"/>
-          <w:left w:val="single" w:color="auto" w:sz="4"/>
-          <w:bottom w:val="single" w:color="auto" w:sz="4"/>
-          <w:right w:val="single" w:color="auto" w:sz="4"/>
-          <w:insideH w:val="single" w:color="auto" w:sz="4"/>
-          <w:insideV w:val="single" w:color="auto" w:sz="4"/>
+          <w:top w:val="nil"/>
+          <w:left w:val="nil"/>
+          <w:bottom w:val="nil"/>
+          <w:right w:val="nil"/>
+          <w:insideH w:val="nil"/>
+          <w:insideV w:val="nil"/>
         </w:tblBorders>
       </w:tblPr>
       <w:tblGrid>
@@ -4372,13 +4413,7 @@
         <w:tc>
           <w:tcPr>
             <w:tcW w:type="dxa" w:w="9070"/>
-            <w:tcBorders>
-              <w:top w:val="single" w:color="B0C8E0" w:sz="4"/>
-              <w:left w:val="single" w:color="B0C8E0" w:sz="4"/>
-              <w:bottom w:val="single" w:color="B0C8E0" w:sz="4"/>
-              <w:right w:val="single" w:color="B0C8E0" w:sz="4"/>
-            </w:tcBorders>
-            <w:shd w:fill="EAF1F8" w:val="clear"/>
+            <w:shd w:fill="FFFFFF" w:val="clear"/>
             <w:tcMar>
               <w:top w:type="dxa" w:w="180"/>
               <w:left w:type="dxa" w:w="300"/>
@@ -4474,9 +4509,6 @@
     </w:p>
     <w:p>
       <w:pPr>
-        <w:pBdr>
-          <w:bottom w:val="single" w:color="C8714A" w:sz="6"/>
-        </w:pBdr>
         <w:spacing w:after="80" w:before="0"/>
         <w:jc w:val="center"/>
       </w:pPr>
@@ -4579,7 +4611,7 @@
               <w:bottom w:val="single" w:color="B0C8E0" w:sz="4"/>
               <w:right w:val="single" w:color="B0C8E0" w:sz="4"/>
             </w:tcBorders>
-            <w:shd w:fill="EAF1F8" w:val="clear"/>
+            <w:shd w:fill="FFFFFF" w:val="clear"/>
             <w:tcMar>
               <w:top w:type="dxa" w:w="80"/>
               <w:left w:type="dxa" w:w="160"/>
@@ -4643,7 +4675,7 @@
               <w:bottom w:val="single" w:color="B0C8E0" w:sz="4"/>
               <w:right w:val="single" w:color="B0C8E0" w:sz="4"/>
             </w:tcBorders>
-            <w:shd w:fill="EAF1F8" w:val="clear"/>
+            <w:shd w:fill="FFFFFF" w:val="clear"/>
             <w:tcMar>
               <w:top w:type="dxa" w:w="80"/>
               <w:left w:type="dxa" w:w="160"/>
@@ -4707,7 +4739,7 @@
               <w:bottom w:val="single" w:color="B0C8E0" w:sz="4"/>
               <w:right w:val="single" w:color="B0C8E0" w:sz="4"/>
             </w:tcBorders>
-            <w:shd w:fill="EAF1F8" w:val="clear"/>
+            <w:shd w:fill="FFFFFF" w:val="clear"/>
             <w:tcMar>
               <w:top w:type="dxa" w:w="80"/>
               <w:left w:type="dxa" w:w="160"/>
@@ -4771,7 +4803,7 @@
               <w:bottom w:val="single" w:color="B0C8E0" w:sz="4"/>
               <w:right w:val="single" w:color="B0C8E0" w:sz="4"/>
             </w:tcBorders>
-            <w:shd w:fill="EAF1F8" w:val="clear"/>
+            <w:shd w:fill="FFFFFF" w:val="clear"/>
             <w:tcMar>
               <w:top w:type="dxa" w:w="80"/>
               <w:left w:type="dxa" w:w="160"/>
@@ -4835,7 +4867,7 @@
               <w:bottom w:val="single" w:color="B0C8E0" w:sz="4"/>
               <w:right w:val="single" w:color="B0C8E0" w:sz="4"/>
             </w:tcBorders>
-            <w:shd w:fill="EAF1F8" w:val="clear"/>
+            <w:shd w:fill="FFFFFF" w:val="clear"/>
             <w:tcMar>
               <w:top w:type="dxa" w:w="80"/>
               <w:left w:type="dxa" w:w="160"/>
@@ -4928,10 +4960,7 @@
     </w:p>
     <w:p>
       <w:pPr>
-        <w:pBdr>
-          <w:bottom w:val="single" w:color="C8714A" w:sz="8"/>
-        </w:pBdr>
-        <w:shd w:fill="1A3A5C" w:val="clear"/>
+        <w:shd w:fill="FFFFFF" w:val="clear"/>
         <w:spacing w:after="200" w:before="440"/>
         <w:jc w:val="center"/>
       </w:pPr>
@@ -4940,7 +4969,7 @@
           <w:rFonts w:ascii="맑은 고딕" w:cs="맑은 고딕" w:eastAsia="맑은 고딕" w:hAnsi="맑은 고딕"/>
           <w:b/>
           <w:bCs/>
-          <w:color w:val="FFFFFF"/>
+          <w:color w:val="1A1A1A"/>
           <w:sz w:val="27"/>
           <w:szCs w:val="27"/>
         </w:rPr>
@@ -4972,9 +5001,6 @@
     </w:p>
     <w:p>
       <w:pPr>
-        <w:pBdr>
-          <w:left w:val="single" w:color="C8714A" w:sz="12"/>
-        </w:pBdr>
         <w:spacing w:after="60" w:before="260"/>
         <w:ind w:left="180"/>
       </w:pPr>
@@ -5022,9 +5048,6 @@
     </w:p>
     <w:p>
       <w:pPr>
-        <w:pBdr>
-          <w:left w:val="single" w:color="C8714A" w:sz="12"/>
-        </w:pBdr>
         <w:spacing w:after="60" w:before="260"/>
         <w:ind w:left="180"/>
       </w:pPr>
@@ -5058,12 +5081,12 @@
       <w:tblPr>
         <w:tblW w:type="dxa" w:w="9070"/>
         <w:tblBorders>
-          <w:top w:val="single" w:color="auto" w:sz="4"/>
-          <w:left w:val="single" w:color="auto" w:sz="4"/>
-          <w:bottom w:val="single" w:color="auto" w:sz="4"/>
-          <w:right w:val="single" w:color="auto" w:sz="4"/>
-          <w:insideH w:val="single" w:color="auto" w:sz="4"/>
-          <w:insideV w:val="single" w:color="auto" w:sz="4"/>
+          <w:top w:val="nil"/>
+          <w:left w:val="nil"/>
+          <w:bottom w:val="nil"/>
+          <w:right w:val="nil"/>
+          <w:insideH w:val="nil"/>
+          <w:insideV w:val="nil"/>
         </w:tblBorders>
       </w:tblPr>
       <w:tblGrid>
@@ -5073,13 +5096,7 @@
         <w:tc>
           <w:tcPr>
             <w:tcW w:type="dxa" w:w="9070"/>
-            <w:tcBorders>
-              <w:top w:val="single" w:color="A04010" w:sz="10"/>
-              <w:left w:val="single" w:color="A04010" w:sz="8"/>
-              <w:bottom w:val="single" w:color="A04010" w:sz="10"/>
-              <w:right w:val="none" w:color="FFFFFF" w:sz="0"/>
-            </w:tcBorders>
-            <w:shd w:fill="FFF4EE" w:val="clear"/>
+            <w:shd w:fill="FFFFFF" w:val="clear"/>
             <w:tcMar>
               <w:top w:type="dxa" w:w="140"/>
               <w:left w:type="dxa" w:w="280"/>
@@ -5136,9 +5153,6 @@
     </w:p>
     <w:p>
       <w:pPr>
-        <w:pBdr>
-          <w:left w:val="single" w:color="C8714A" w:sz="12"/>
-        </w:pBdr>
         <w:spacing w:after="60" w:before="260"/>
         <w:ind w:left="180"/>
       </w:pPr>
@@ -5202,10 +5216,7 @@
     </w:p>
     <w:p>
       <w:pPr>
-        <w:pBdr>
-          <w:bottom w:val="single" w:color="C8714A" w:sz="8"/>
-        </w:pBdr>
-        <w:shd w:fill="1A3A5C" w:val="clear"/>
+        <w:shd w:fill="FFFFFF" w:val="clear"/>
         <w:spacing w:after="200" w:before="440"/>
         <w:jc w:val="center"/>
       </w:pPr>
@@ -5214,7 +5225,7 @@
           <w:rFonts w:ascii="맑은 고딕" w:cs="맑은 고딕" w:eastAsia="맑은 고딕" w:hAnsi="맑은 고딕"/>
           <w:b/>
           <w:bCs/>
-          <w:color w:val="FFFFFF"/>
+          <w:color w:val="1A1A1A"/>
           <w:sz w:val="27"/>
           <w:szCs w:val="27"/>
         </w:rPr>
@@ -5246,9 +5257,6 @@
     </w:p>
     <w:p>
       <w:pPr>
-        <w:pBdr>
-          <w:left w:val="single" w:color="C8714A" w:sz="12"/>
-        </w:pBdr>
         <w:spacing w:after="60" w:before="260"/>
         <w:ind w:left="180"/>
       </w:pPr>
@@ -5312,9 +5320,6 @@
     </w:p>
     <w:p>
       <w:pPr>
-        <w:pBdr>
-          <w:left w:val="single" w:color="C8714A" w:sz="12"/>
-        </w:pBdr>
         <w:spacing w:after="60" w:before="260"/>
         <w:ind w:left="180"/>
       </w:pPr>
@@ -5394,10 +5399,7 @@
     </w:p>
     <w:p>
       <w:pPr>
-        <w:pBdr>
-          <w:bottom w:val="single" w:color="C8714A" w:sz="8"/>
-        </w:pBdr>
-        <w:shd w:fill="1A3A5C" w:val="clear"/>
+        <w:shd w:fill="FFFFFF" w:val="clear"/>
         <w:spacing w:after="200" w:before="440"/>
         <w:jc w:val="center"/>
       </w:pPr>
@@ -5406,7 +5408,7 @@
           <w:rFonts w:ascii="맑은 고딕" w:cs="맑은 고딕" w:eastAsia="맑은 고딕" w:hAnsi="맑은 고딕"/>
           <w:b/>
           <w:bCs/>
-          <w:color w:val="FFFFFF"/>
+          <w:color w:val="1A1A1A"/>
           <w:sz w:val="27"/>
           <w:szCs w:val="27"/>
         </w:rPr>
@@ -5438,9 +5440,6 @@
     </w:p>
     <w:p>
       <w:pPr>
-        <w:pBdr>
-          <w:left w:val="single" w:color="C8714A" w:sz="12"/>
-        </w:pBdr>
         <w:spacing w:after="60" w:before="260"/>
         <w:ind w:left="180"/>
       </w:pPr>
@@ -5584,10 +5583,7 @@
     </w:p>
     <w:p>
       <w:pPr>
-        <w:pBdr>
-          <w:bottom w:val="single" w:color="C8714A" w:sz="8"/>
-        </w:pBdr>
-        <w:shd w:fill="1A3A5C" w:val="clear"/>
+        <w:shd w:fill="FFFFFF" w:val="clear"/>
         <w:spacing w:after="200" w:before="440"/>
         <w:jc w:val="center"/>
       </w:pPr>
@@ -5596,7 +5592,7 @@
           <w:rFonts w:ascii="맑은 고딕" w:cs="맑은 고딕" w:eastAsia="맑은 고딕" w:hAnsi="맑은 고딕"/>
           <w:b/>
           <w:bCs/>
-          <w:color w:val="FFFFFF"/>
+          <w:color w:val="1A1A1A"/>
           <w:sz w:val="27"/>
           <w:szCs w:val="27"/>
         </w:rPr>
@@ -5628,9 +5624,6 @@
     </w:p>
     <w:p>
       <w:pPr>
-        <w:pBdr>
-          <w:left w:val="single" w:color="C8714A" w:sz="12"/>
-        </w:pBdr>
         <w:spacing w:after="60" w:before="260"/>
         <w:ind w:left="180"/>
       </w:pPr>
@@ -5758,9 +5751,6 @@
     </w:p>
     <w:p>
       <w:pPr>
-        <w:pBdr>
-          <w:left w:val="single" w:color="C8714A" w:sz="12"/>
-        </w:pBdr>
         <w:spacing w:after="60" w:before="260"/>
         <w:ind w:left="180"/>
       </w:pPr>
@@ -5840,10 +5830,7 @@
     </w:p>
     <w:p>
       <w:pPr>
-        <w:pBdr>
-          <w:bottom w:val="single" w:color="C8714A" w:sz="8"/>
-        </w:pBdr>
-        <w:shd w:fill="1A3A5C" w:val="clear"/>
+        <w:shd w:fill="FFFFFF" w:val="clear"/>
         <w:spacing w:after="200" w:before="440"/>
         <w:jc w:val="center"/>
       </w:pPr>
@@ -5852,7 +5839,7 @@
           <w:rFonts w:ascii="맑은 고딕" w:cs="맑은 고딕" w:eastAsia="맑은 고딕" w:hAnsi="맑은 고딕"/>
           <w:b/>
           <w:bCs/>
-          <w:color w:val="FFFFFF"/>
+          <w:color w:val="1A1A1A"/>
           <w:sz w:val="27"/>
           <w:szCs w:val="27"/>
         </w:rPr>
@@ -5884,9 +5871,6 @@
     </w:p>
     <w:p>
       <w:pPr>
-        <w:pBdr>
-          <w:left w:val="single" w:color="C8714A" w:sz="12"/>
-        </w:pBdr>
         <w:spacing w:after="60" w:before="260"/>
         <w:ind w:left="180"/>
       </w:pPr>
@@ -5960,7 +5944,7 @@
               <w:bottom w:val="single" w:color="B0C8E0" w:sz="4"/>
               <w:right w:val="single" w:color="B0C8E0" w:sz="4"/>
             </w:tcBorders>
-            <w:shd w:fill="1A3A5C" w:val="clear"/>
+            <w:shd w:fill="FFFFFF" w:val="clear"/>
             <w:tcMar>
               <w:top w:type="dxa" w:w="80"/>
               <w:left w:type="dxa" w:w="100"/>
@@ -5977,7 +5961,7 @@
                 <w:rFonts w:ascii="맑은 고딕" w:cs="맑은 고딕" w:eastAsia="맑은 고딕" w:hAnsi="맑은 고딕"/>
                 <w:b/>
                 <w:bCs/>
-                <w:color w:val="FFFFFF"/>
+                <w:color w:val="1A1A1A"/>
                 <w:sz w:val="17"/>
                 <w:szCs w:val="17"/>
               </w:rPr>
@@ -5994,7 +5978,7 @@
               <w:bottom w:val="single" w:color="B0C8E0" w:sz="4"/>
               <w:right w:val="single" w:color="B0C8E0" w:sz="4"/>
             </w:tcBorders>
-            <w:shd w:fill="1A3A5C" w:val="clear"/>
+            <w:shd w:fill="FFFFFF" w:val="clear"/>
             <w:tcMar>
               <w:top w:type="dxa" w:w="80"/>
               <w:left w:type="dxa" w:w="100"/>
@@ -6011,7 +5995,7 @@
                 <w:rFonts w:ascii="맑은 고딕" w:cs="맑은 고딕" w:eastAsia="맑은 고딕" w:hAnsi="맑은 고딕"/>
                 <w:b/>
                 <w:bCs/>
-                <w:color w:val="FFFFFF"/>
+                <w:color w:val="1A1A1A"/>
                 <w:sz w:val="17"/>
                 <w:szCs w:val="17"/>
               </w:rPr>
@@ -6028,7 +6012,7 @@
               <w:bottom w:val="single" w:color="B0C8E0" w:sz="4"/>
               <w:right w:val="single" w:color="B0C8E0" w:sz="4"/>
             </w:tcBorders>
-            <w:shd w:fill="1A3A5C" w:val="clear"/>
+            <w:shd w:fill="FFFFFF" w:val="clear"/>
             <w:tcMar>
               <w:top w:type="dxa" w:w="80"/>
               <w:left w:type="dxa" w:w="100"/>
@@ -6045,7 +6029,7 @@
                 <w:rFonts w:ascii="맑은 고딕" w:cs="맑은 고딕" w:eastAsia="맑은 고딕" w:hAnsi="맑은 고딕"/>
                 <w:b/>
                 <w:bCs/>
-                <w:color w:val="FFFFFF"/>
+                <w:color w:val="1A1A1A"/>
                 <w:sz w:val="17"/>
                 <w:szCs w:val="17"/>
               </w:rPr>
@@ -6062,7 +6046,7 @@
               <w:bottom w:val="single" w:color="B0C8E0" w:sz="4"/>
               <w:right w:val="single" w:color="B0C8E0" w:sz="4"/>
             </w:tcBorders>
-            <w:shd w:fill="1A3A5C" w:val="clear"/>
+            <w:shd w:fill="FFFFFF" w:val="clear"/>
             <w:tcMar>
               <w:top w:type="dxa" w:w="80"/>
               <w:left w:type="dxa" w:w="100"/>
@@ -6079,7 +6063,7 @@
                 <w:rFonts w:ascii="맑은 고딕" w:cs="맑은 고딕" w:eastAsia="맑은 고딕" w:hAnsi="맑은 고딕"/>
                 <w:b/>
                 <w:bCs/>
-                <w:color w:val="FFFFFF"/>
+                <w:color w:val="1A1A1A"/>
                 <w:sz w:val="17"/>
                 <w:szCs w:val="17"/>
               </w:rPr>
@@ -6098,7 +6082,7 @@
               <w:bottom w:val="single" w:color="B0C8E0" w:sz="4"/>
               <w:right w:val="single" w:color="B0C8E0" w:sz="4"/>
             </w:tcBorders>
-            <w:shd w:fill="EAF1F8" w:val="clear"/>
+            <w:shd w:fill="FFFFFF" w:val="clear"/>
             <w:tcMar>
               <w:top w:type="dxa" w:w="70"/>
               <w:left w:type="dxa" w:w="100"/>
@@ -6132,7 +6116,7 @@
               <w:bottom w:val="single" w:color="B0C8E0" w:sz="4"/>
               <w:right w:val="single" w:color="B0C8E0" w:sz="4"/>
             </w:tcBorders>
-            <w:shd w:fill="EAF1F8" w:val="clear"/>
+            <w:shd w:fill="FFFFFF" w:val="clear"/>
             <w:tcMar>
               <w:top w:type="dxa" w:w="70"/>
               <w:left w:type="dxa" w:w="100"/>
@@ -6166,7 +6150,7 @@
               <w:bottom w:val="single" w:color="B0C8E0" w:sz="4"/>
               <w:right w:val="single" w:color="B0C8E0" w:sz="4"/>
             </w:tcBorders>
-            <w:shd w:fill="EAF1F8" w:val="clear"/>
+            <w:shd w:fill="FFFFFF" w:val="clear"/>
             <w:tcMar>
               <w:top w:type="dxa" w:w="70"/>
               <w:left w:type="dxa" w:w="100"/>
@@ -6200,7 +6184,7 @@
               <w:bottom w:val="single" w:color="B0C8E0" w:sz="4"/>
               <w:right w:val="single" w:color="B0C8E0" w:sz="4"/>
             </w:tcBorders>
-            <w:shd w:fill="EAF1F8" w:val="clear"/>
+            <w:shd w:fill="FFFFFF" w:val="clear"/>
             <w:tcMar>
               <w:top w:type="dxa" w:w="70"/>
               <w:left w:type="dxa" w:w="100"/>
@@ -6374,7 +6358,7 @@
               <w:bottom w:val="single" w:color="B0C8E0" w:sz="4"/>
               <w:right w:val="single" w:color="B0C8E0" w:sz="4"/>
             </w:tcBorders>
-            <w:shd w:fill="EAF1F8" w:val="clear"/>
+            <w:shd w:fill="FFFFFF" w:val="clear"/>
             <w:tcMar>
               <w:top w:type="dxa" w:w="70"/>
               <w:left w:type="dxa" w:w="100"/>
@@ -6408,7 +6392,7 @@
               <w:bottom w:val="single" w:color="B0C8E0" w:sz="4"/>
               <w:right w:val="single" w:color="B0C8E0" w:sz="4"/>
             </w:tcBorders>
-            <w:shd w:fill="EAF1F8" w:val="clear"/>
+            <w:shd w:fill="FFFFFF" w:val="clear"/>
             <w:tcMar>
               <w:top w:type="dxa" w:w="70"/>
               <w:left w:type="dxa" w:w="100"/>
@@ -6442,7 +6426,7 @@
               <w:bottom w:val="single" w:color="B0C8E0" w:sz="4"/>
               <w:right w:val="single" w:color="B0C8E0" w:sz="4"/>
             </w:tcBorders>
-            <w:shd w:fill="EAF1F8" w:val="clear"/>
+            <w:shd w:fill="FFFFFF" w:val="clear"/>
             <w:tcMar>
               <w:top w:type="dxa" w:w="70"/>
               <w:left w:type="dxa" w:w="100"/>
@@ -6476,7 +6460,7 @@
               <w:bottom w:val="single" w:color="B0C8E0" w:sz="4"/>
               <w:right w:val="single" w:color="B0C8E0" w:sz="4"/>
             </w:tcBorders>
-            <w:shd w:fill="EAF1F8" w:val="clear"/>
+            <w:shd w:fill="FFFFFF" w:val="clear"/>
             <w:tcMar>
               <w:top w:type="dxa" w:w="70"/>
               <w:left w:type="dxa" w:w="100"/>
@@ -6650,7 +6634,7 @@
               <w:bottom w:val="single" w:color="B0C8E0" w:sz="4"/>
               <w:right w:val="single" w:color="B0C8E0" w:sz="4"/>
             </w:tcBorders>
-            <w:shd w:fill="EAF1F8" w:val="clear"/>
+            <w:shd w:fill="FFFFFF" w:val="clear"/>
             <w:tcMar>
               <w:top w:type="dxa" w:w="70"/>
               <w:left w:type="dxa" w:w="100"/>
@@ -6684,7 +6668,7 @@
               <w:bottom w:val="single" w:color="B0C8E0" w:sz="4"/>
               <w:right w:val="single" w:color="B0C8E0" w:sz="4"/>
             </w:tcBorders>
-            <w:shd w:fill="EAF1F8" w:val="clear"/>
+            <w:shd w:fill="FFFFFF" w:val="clear"/>
             <w:tcMar>
               <w:top w:type="dxa" w:w="70"/>
               <w:left w:type="dxa" w:w="100"/>
@@ -6718,7 +6702,7 @@
               <w:bottom w:val="single" w:color="B0C8E0" w:sz="4"/>
               <w:right w:val="single" w:color="B0C8E0" w:sz="4"/>
             </w:tcBorders>
-            <w:shd w:fill="EAF1F8" w:val="clear"/>
+            <w:shd w:fill="FFFFFF" w:val="clear"/>
             <w:tcMar>
               <w:top w:type="dxa" w:w="70"/>
               <w:left w:type="dxa" w:w="100"/>
@@ -6752,7 +6736,7 @@
               <w:bottom w:val="single" w:color="B0C8E0" w:sz="4"/>
               <w:right w:val="single" w:color="B0C8E0" w:sz="4"/>
             </w:tcBorders>
-            <w:shd w:fill="EAF1F8" w:val="clear"/>
+            <w:shd w:fill="FFFFFF" w:val="clear"/>
             <w:tcMar>
               <w:top w:type="dxa" w:w="70"/>
               <w:left w:type="dxa" w:w="100"/>
@@ -6933,9 +6917,6 @@
     </w:p>
     <w:p>
       <w:pPr>
-        <w:pBdr>
-          <w:left w:val="single" w:color="C8714A" w:sz="12"/>
-        </w:pBdr>
         <w:spacing w:after="60" w:before="260"/>
         <w:ind w:left="180"/>
       </w:pPr>
@@ -7001,12 +6982,12 @@
       <w:tblPr>
         <w:tblW w:type="dxa" w:w="9070"/>
         <w:tblBorders>
-          <w:top w:val="single" w:color="auto" w:sz="4"/>
-          <w:left w:val="single" w:color="auto" w:sz="4"/>
-          <w:bottom w:val="single" w:color="auto" w:sz="4"/>
-          <w:right w:val="single" w:color="auto" w:sz="4"/>
-          <w:insideH w:val="single" w:color="auto" w:sz="4"/>
-          <w:insideV w:val="single" w:color="auto" w:sz="4"/>
+          <w:top w:val="nil"/>
+          <w:left w:val="nil"/>
+          <w:bottom w:val="nil"/>
+          <w:right w:val="nil"/>
+          <w:insideH w:val="nil"/>
+          <w:insideV w:val="nil"/>
         </w:tblBorders>
       </w:tblPr>
       <w:tblGrid>
@@ -7016,13 +6997,7 @@
         <w:tc>
           <w:tcPr>
             <w:tcW w:type="dxa" w:w="9070"/>
-            <w:tcBorders>
-              <w:top w:val="single" w:color="B0C8E0" w:sz="4"/>
-              <w:left w:val="single" w:color="B0C8E0" w:sz="4"/>
-              <w:bottom w:val="single" w:color="B0C8E0" w:sz="4"/>
-              <w:right w:val="single" w:color="B0C8E0" w:sz="4"/>
-            </w:tcBorders>
-            <w:shd w:fill="EAF1F8" w:val="clear"/>
+            <w:shd w:fill="FFFFFF" w:val="clear"/>
             <w:tcMar>
               <w:top w:type="dxa" w:w="180"/>
               <w:left w:type="dxa" w:w="300"/>
@@ -7118,9 +7093,6 @@
     </w:p>
     <w:p>
       <w:pPr>
-        <w:pBdr>
-          <w:bottom w:val="single" w:color="C8714A" w:sz="6"/>
-        </w:pBdr>
         <w:spacing w:after="80" w:before="0"/>
         <w:jc w:val="center"/>
       </w:pPr>
@@ -7223,7 +7195,7 @@
               <w:bottom w:val="single" w:color="B0C8E0" w:sz="4"/>
               <w:right w:val="single" w:color="B0C8E0" w:sz="4"/>
             </w:tcBorders>
-            <w:shd w:fill="EAF1F8" w:val="clear"/>
+            <w:shd w:fill="FFFFFF" w:val="clear"/>
             <w:tcMar>
               <w:top w:type="dxa" w:w="80"/>
               <w:left w:type="dxa" w:w="160"/>
@@ -7287,7 +7259,7 @@
               <w:bottom w:val="single" w:color="B0C8E0" w:sz="4"/>
               <w:right w:val="single" w:color="B0C8E0" w:sz="4"/>
             </w:tcBorders>
-            <w:shd w:fill="EAF1F8" w:val="clear"/>
+            <w:shd w:fill="FFFFFF" w:val="clear"/>
             <w:tcMar>
               <w:top w:type="dxa" w:w="80"/>
               <w:left w:type="dxa" w:w="160"/>
@@ -7351,7 +7323,7 @@
               <w:bottom w:val="single" w:color="B0C8E0" w:sz="4"/>
               <w:right w:val="single" w:color="B0C8E0" w:sz="4"/>
             </w:tcBorders>
-            <w:shd w:fill="EAF1F8" w:val="clear"/>
+            <w:shd w:fill="FFFFFF" w:val="clear"/>
             <w:tcMar>
               <w:top w:type="dxa" w:w="80"/>
               <w:left w:type="dxa" w:w="160"/>
@@ -7415,7 +7387,7 @@
               <w:bottom w:val="single" w:color="B0C8E0" w:sz="4"/>
               <w:right w:val="single" w:color="B0C8E0" w:sz="4"/>
             </w:tcBorders>
-            <w:shd w:fill="EAF1F8" w:val="clear"/>
+            <w:shd w:fill="FFFFFF" w:val="clear"/>
             <w:tcMar>
               <w:top w:type="dxa" w:w="80"/>
               <w:left w:type="dxa" w:w="160"/>
@@ -7479,7 +7451,7 @@
               <w:bottom w:val="single" w:color="B0C8E0" w:sz="4"/>
               <w:right w:val="single" w:color="B0C8E0" w:sz="4"/>
             </w:tcBorders>
-            <w:shd w:fill="EAF1F8" w:val="clear"/>
+            <w:shd w:fill="FFFFFF" w:val="clear"/>
             <w:tcMar>
               <w:top w:type="dxa" w:w="80"/>
               <w:left w:type="dxa" w:w="160"/>
@@ -7572,10 +7544,7 @@
     </w:p>
     <w:p>
       <w:pPr>
-        <w:pBdr>
-          <w:bottom w:val="single" w:color="C8714A" w:sz="8"/>
-        </w:pBdr>
-        <w:shd w:fill="1A3A5C" w:val="clear"/>
+        <w:shd w:fill="FFFFFF" w:val="clear"/>
         <w:spacing w:after="200" w:before="440"/>
         <w:jc w:val="center"/>
       </w:pPr>
@@ -7584,7 +7553,7 @@
           <w:rFonts w:ascii="맑은 고딕" w:cs="맑은 고딕" w:eastAsia="맑은 고딕" w:hAnsi="맑은 고딕"/>
           <w:b/>
           <w:bCs/>
-          <w:color w:val="FFFFFF"/>
+          <w:color w:val="1A1A1A"/>
           <w:sz w:val="27"/>
           <w:szCs w:val="27"/>
         </w:rPr>
@@ -7616,9 +7585,6 @@
     </w:p>
     <w:p>
       <w:pPr>
-        <w:pBdr>
-          <w:left w:val="single" w:color="C8714A" w:sz="12"/>
-        </w:pBdr>
         <w:spacing w:after="60" w:before="260"/>
         <w:ind w:left="180"/>
       </w:pPr>
@@ -7666,9 +7632,6 @@
     </w:p>
     <w:p>
       <w:pPr>
-        <w:pBdr>
-          <w:left w:val="single" w:color="C8714A" w:sz="12"/>
-        </w:pBdr>
         <w:spacing w:after="60" w:before="260"/>
         <w:ind w:left="180"/>
       </w:pPr>
@@ -7702,12 +7665,12 @@
       <w:tblPr>
         <w:tblW w:type="dxa" w:w="9070"/>
         <w:tblBorders>
-          <w:top w:val="single" w:color="auto" w:sz="4"/>
-          <w:left w:val="single" w:color="auto" w:sz="4"/>
-          <w:bottom w:val="single" w:color="auto" w:sz="4"/>
-          <w:right w:val="single" w:color="auto" w:sz="4"/>
-          <w:insideH w:val="single" w:color="auto" w:sz="4"/>
-          <w:insideV w:val="single" w:color="auto" w:sz="4"/>
+          <w:top w:val="nil"/>
+          <w:left w:val="nil"/>
+          <w:bottom w:val="nil"/>
+          <w:right w:val="nil"/>
+          <w:insideH w:val="nil"/>
+          <w:insideV w:val="nil"/>
         </w:tblBorders>
       </w:tblPr>
       <w:tblGrid>
@@ -7717,13 +7680,7 @@
         <w:tc>
           <w:tcPr>
             <w:tcW w:type="dxa" w:w="9070"/>
-            <w:tcBorders>
-              <w:top w:val="single" w:color="1A3A5C" w:sz="10"/>
-              <w:left w:val="single" w:color="1A3A5C" w:sz="8"/>
-              <w:bottom w:val="single" w:color="1A3A5C" w:sz="10"/>
-              <w:right w:val="none" w:color="FFFFFF" w:sz="0"/>
-            </w:tcBorders>
-            <w:shd w:fill="EAF1F8" w:val="clear"/>
+            <w:shd w:fill="FFFFFF" w:val="clear"/>
             <w:tcMar>
               <w:top w:type="dxa" w:w="140"/>
               <w:left w:type="dxa" w:w="280"/>
@@ -7780,10 +7737,7 @@
     </w:p>
     <w:p>
       <w:pPr>
-        <w:pBdr>
-          <w:bottom w:val="single" w:color="C8714A" w:sz="8"/>
-        </w:pBdr>
-        <w:shd w:fill="1A3A5C" w:val="clear"/>
+        <w:shd w:fill="FFFFFF" w:val="clear"/>
         <w:spacing w:after="200" w:before="440"/>
         <w:jc w:val="center"/>
       </w:pPr>
@@ -7792,7 +7746,7 @@
           <w:rFonts w:ascii="맑은 고딕" w:cs="맑은 고딕" w:eastAsia="맑은 고딕" w:hAnsi="맑은 고딕"/>
           <w:b/>
           <w:bCs/>
-          <w:color w:val="FFFFFF"/>
+          <w:color w:val="1A1A1A"/>
           <w:sz w:val="27"/>
           <w:szCs w:val="27"/>
         </w:rPr>
@@ -7824,9 +7778,6 @@
     </w:p>
     <w:p>
       <w:pPr>
-        <w:pBdr>
-          <w:left w:val="single" w:color="C8714A" w:sz="12"/>
-        </w:pBdr>
         <w:spacing w:after="60" w:before="260"/>
         <w:ind w:left="180"/>
       </w:pPr>
@@ -7906,9 +7857,6 @@
     </w:p>
     <w:p>
       <w:pPr>
-        <w:pBdr>
-          <w:left w:val="single" w:color="C8714A" w:sz="12"/>
-        </w:pBdr>
         <w:spacing w:after="60" w:before="260"/>
         <w:ind w:left="180"/>
       </w:pPr>
@@ -7966,7 +7914,7 @@
               <w:bottom w:val="single" w:color="B0C8E0" w:sz="4"/>
               <w:right w:val="single" w:color="B0C8E0" w:sz="4"/>
             </w:tcBorders>
-            <w:shd w:fill="1A3A5C" w:val="clear"/>
+            <w:shd w:fill="FFFFFF" w:val="clear"/>
             <w:tcMar>
               <w:top w:type="dxa" w:w="80"/>
               <w:left w:type="dxa" w:w="100"/>
@@ -7983,7 +7931,7 @@
                 <w:rFonts w:ascii="맑은 고딕" w:cs="맑은 고딕" w:eastAsia="맑은 고딕" w:hAnsi="맑은 고딕"/>
                 <w:b/>
                 <w:bCs/>
-                <w:color w:val="FFFFFF"/>
+                <w:color w:val="1A1A1A"/>
                 <w:sz w:val="17"/>
                 <w:szCs w:val="17"/>
               </w:rPr>
@@ -8000,7 +7948,7 @@
               <w:bottom w:val="single" w:color="B0C8E0" w:sz="4"/>
               <w:right w:val="single" w:color="B0C8E0" w:sz="4"/>
             </w:tcBorders>
-            <w:shd w:fill="1A3A5C" w:val="clear"/>
+            <w:shd w:fill="FFFFFF" w:val="clear"/>
             <w:tcMar>
               <w:top w:type="dxa" w:w="80"/>
               <w:left w:type="dxa" w:w="100"/>
@@ -8017,7 +7965,7 @@
                 <w:rFonts w:ascii="맑은 고딕" w:cs="맑은 고딕" w:eastAsia="맑은 고딕" w:hAnsi="맑은 고딕"/>
                 <w:b/>
                 <w:bCs/>
-                <w:color w:val="FFFFFF"/>
+                <w:color w:val="1A1A1A"/>
                 <w:sz w:val="17"/>
                 <w:szCs w:val="17"/>
               </w:rPr>
@@ -8034,7 +7982,7 @@
               <w:bottom w:val="single" w:color="B0C8E0" w:sz="4"/>
               <w:right w:val="single" w:color="B0C8E0" w:sz="4"/>
             </w:tcBorders>
-            <w:shd w:fill="1A3A5C" w:val="clear"/>
+            <w:shd w:fill="FFFFFF" w:val="clear"/>
             <w:tcMar>
               <w:top w:type="dxa" w:w="80"/>
               <w:left w:type="dxa" w:w="100"/>
@@ -8051,7 +7999,7 @@
                 <w:rFonts w:ascii="맑은 고딕" w:cs="맑은 고딕" w:eastAsia="맑은 고딕" w:hAnsi="맑은 고딕"/>
                 <w:b/>
                 <w:bCs/>
-                <w:color w:val="FFFFFF"/>
+                <w:color w:val="1A1A1A"/>
                 <w:sz w:val="17"/>
                 <w:szCs w:val="17"/>
               </w:rPr>
@@ -8068,7 +8016,7 @@
               <w:bottom w:val="single" w:color="B0C8E0" w:sz="4"/>
               <w:right w:val="single" w:color="B0C8E0" w:sz="4"/>
             </w:tcBorders>
-            <w:shd w:fill="1A3A5C" w:val="clear"/>
+            <w:shd w:fill="FFFFFF" w:val="clear"/>
             <w:tcMar>
               <w:top w:type="dxa" w:w="80"/>
               <w:left w:type="dxa" w:w="100"/>
@@ -8085,7 +8033,7 @@
                 <w:rFonts w:ascii="맑은 고딕" w:cs="맑은 고딕" w:eastAsia="맑은 고딕" w:hAnsi="맑은 고딕"/>
                 <w:b/>
                 <w:bCs/>
-                <w:color w:val="FFFFFF"/>
+                <w:color w:val="1A1A1A"/>
                 <w:sz w:val="17"/>
                 <w:szCs w:val="17"/>
               </w:rPr>
@@ -8104,7 +8052,7 @@
               <w:bottom w:val="single" w:color="B0C8E0" w:sz="4"/>
               <w:right w:val="single" w:color="B0C8E0" w:sz="4"/>
             </w:tcBorders>
-            <w:shd w:fill="EAF1F8" w:val="clear"/>
+            <w:shd w:fill="FFFFFF" w:val="clear"/>
             <w:tcMar>
               <w:top w:type="dxa" w:w="70"/>
               <w:left w:type="dxa" w:w="100"/>
@@ -8138,7 +8086,7 @@
               <w:bottom w:val="single" w:color="B0C8E0" w:sz="4"/>
               <w:right w:val="single" w:color="B0C8E0" w:sz="4"/>
             </w:tcBorders>
-            <w:shd w:fill="EAF1F8" w:val="clear"/>
+            <w:shd w:fill="FFFFFF" w:val="clear"/>
             <w:tcMar>
               <w:top w:type="dxa" w:w="70"/>
               <w:left w:type="dxa" w:w="100"/>
@@ -8172,7 +8120,7 @@
               <w:bottom w:val="single" w:color="B0C8E0" w:sz="4"/>
               <w:right w:val="single" w:color="B0C8E0" w:sz="4"/>
             </w:tcBorders>
-            <w:shd w:fill="EAF1F8" w:val="clear"/>
+            <w:shd w:fill="FFFFFF" w:val="clear"/>
             <w:tcMar>
               <w:top w:type="dxa" w:w="70"/>
               <w:left w:type="dxa" w:w="100"/>
@@ -8206,7 +8154,7 @@
               <w:bottom w:val="single" w:color="B0C8E0" w:sz="4"/>
               <w:right w:val="single" w:color="B0C8E0" w:sz="4"/>
             </w:tcBorders>
-            <w:shd w:fill="EAF1F8" w:val="clear"/>
+            <w:shd w:fill="FFFFFF" w:val="clear"/>
             <w:tcMar>
               <w:top w:type="dxa" w:w="70"/>
               <w:left w:type="dxa" w:w="100"/>
@@ -8380,7 +8328,7 @@
               <w:bottom w:val="single" w:color="B0C8E0" w:sz="4"/>
               <w:right w:val="single" w:color="B0C8E0" w:sz="4"/>
             </w:tcBorders>
-            <w:shd w:fill="EAF1F8" w:val="clear"/>
+            <w:shd w:fill="FFFFFF" w:val="clear"/>
             <w:tcMar>
               <w:top w:type="dxa" w:w="70"/>
               <w:left w:type="dxa" w:w="100"/>
@@ -8414,7 +8362,7 @@
               <w:bottom w:val="single" w:color="B0C8E0" w:sz="4"/>
               <w:right w:val="single" w:color="B0C8E0" w:sz="4"/>
             </w:tcBorders>
-            <w:shd w:fill="EAF1F8" w:val="clear"/>
+            <w:shd w:fill="FFFFFF" w:val="clear"/>
             <w:tcMar>
               <w:top w:type="dxa" w:w="70"/>
               <w:left w:type="dxa" w:w="100"/>
@@ -8448,7 +8396,7 @@
               <w:bottom w:val="single" w:color="B0C8E0" w:sz="4"/>
               <w:right w:val="single" w:color="B0C8E0" w:sz="4"/>
             </w:tcBorders>
-            <w:shd w:fill="EAF1F8" w:val="clear"/>
+            <w:shd w:fill="FFFFFF" w:val="clear"/>
             <w:tcMar>
               <w:top w:type="dxa" w:w="70"/>
               <w:left w:type="dxa" w:w="100"/>
@@ -8482,7 +8430,7 @@
               <w:bottom w:val="single" w:color="B0C8E0" w:sz="4"/>
               <w:right w:val="single" w:color="B0C8E0" w:sz="4"/>
             </w:tcBorders>
-            <w:shd w:fill="EAF1F8" w:val="clear"/>
+            <w:shd w:fill="FFFFFF" w:val="clear"/>
             <w:tcMar>
               <w:top w:type="dxa" w:w="70"/>
               <w:left w:type="dxa" w:w="100"/>
@@ -8656,7 +8604,7 @@
               <w:bottom w:val="single" w:color="B0C8E0" w:sz="4"/>
               <w:right w:val="single" w:color="B0C8E0" w:sz="4"/>
             </w:tcBorders>
-            <w:shd w:fill="EAF1F8" w:val="clear"/>
+            <w:shd w:fill="FFFFFF" w:val="clear"/>
             <w:tcMar>
               <w:top w:type="dxa" w:w="70"/>
               <w:left w:type="dxa" w:w="100"/>
@@ -8690,7 +8638,7 @@
               <w:bottom w:val="single" w:color="B0C8E0" w:sz="4"/>
               <w:right w:val="single" w:color="B0C8E0" w:sz="4"/>
             </w:tcBorders>
-            <w:shd w:fill="EAF1F8" w:val="clear"/>
+            <w:shd w:fill="FFFFFF" w:val="clear"/>
             <w:tcMar>
               <w:top w:type="dxa" w:w="70"/>
               <w:left w:type="dxa" w:w="100"/>
@@ -8724,7 +8672,7 @@
               <w:bottom w:val="single" w:color="B0C8E0" w:sz="4"/>
               <w:right w:val="single" w:color="B0C8E0" w:sz="4"/>
             </w:tcBorders>
-            <w:shd w:fill="EAF1F8" w:val="clear"/>
+            <w:shd w:fill="FFFFFF" w:val="clear"/>
             <w:tcMar>
               <w:top w:type="dxa" w:w="70"/>
               <w:left w:type="dxa" w:w="100"/>
@@ -8758,7 +8706,7 @@
               <w:bottom w:val="single" w:color="B0C8E0" w:sz="4"/>
               <w:right w:val="single" w:color="B0C8E0" w:sz="4"/>
             </w:tcBorders>
-            <w:shd w:fill="EAF1F8" w:val="clear"/>
+            <w:shd w:fill="FFFFFF" w:val="clear"/>
             <w:tcMar>
               <w:top w:type="dxa" w:w="70"/>
               <w:left w:type="dxa" w:w="100"/>
@@ -8801,9 +8749,6 @@
     </w:p>
     <w:p>
       <w:pPr>
-        <w:pBdr>
-          <w:left w:val="single" w:color="C8714A" w:sz="12"/>
-        </w:pBdr>
         <w:spacing w:after="60" w:before="260"/>
         <w:ind w:left="180"/>
       </w:pPr>
@@ -8883,10 +8828,7 @@
     </w:p>
     <w:p>
       <w:pPr>
-        <w:pBdr>
-          <w:bottom w:val="single" w:color="C8714A" w:sz="8"/>
-        </w:pBdr>
-        <w:shd w:fill="1A3A5C" w:val="clear"/>
+        <w:shd w:fill="FFFFFF" w:val="clear"/>
         <w:spacing w:after="200" w:before="440"/>
         <w:jc w:val="center"/>
       </w:pPr>
@@ -8895,7 +8837,7 @@
           <w:rFonts w:ascii="맑은 고딕" w:cs="맑은 고딕" w:eastAsia="맑은 고딕" w:hAnsi="맑은 고딕"/>
           <w:b/>
           <w:bCs/>
-          <w:color w:val="FFFFFF"/>
+          <w:color w:val="1A1A1A"/>
           <w:sz w:val="27"/>
           <w:szCs w:val="27"/>
         </w:rPr>
@@ -8927,9 +8869,6 @@
     </w:p>
     <w:p>
       <w:pPr>
-        <w:pBdr>
-          <w:left w:val="single" w:color="C8714A" w:sz="12"/>
-        </w:pBdr>
         <w:spacing w:after="60" w:before="260"/>
         <w:ind w:left="180"/>
       </w:pPr>
@@ -9003,7 +8942,7 @@
               <w:bottom w:val="single" w:color="B0C8E0" w:sz="4"/>
               <w:right w:val="single" w:color="B0C8E0" w:sz="4"/>
             </w:tcBorders>
-            <w:shd w:fill="1A3A5C" w:val="clear"/>
+            <w:shd w:fill="FFFFFF" w:val="clear"/>
             <w:tcMar>
               <w:top w:type="dxa" w:w="80"/>
               <w:left w:type="dxa" w:w="100"/>
@@ -9020,7 +8959,7 @@
                 <w:rFonts w:ascii="맑은 고딕" w:cs="맑은 고딕" w:eastAsia="맑은 고딕" w:hAnsi="맑은 고딕"/>
                 <w:b/>
                 <w:bCs/>
-                <w:color w:val="FFFFFF"/>
+                <w:color w:val="1A1A1A"/>
                 <w:sz w:val="17"/>
                 <w:szCs w:val="17"/>
               </w:rPr>
@@ -9037,7 +8976,7 @@
               <w:bottom w:val="single" w:color="B0C8E0" w:sz="4"/>
               <w:right w:val="single" w:color="B0C8E0" w:sz="4"/>
             </w:tcBorders>
-            <w:shd w:fill="1A3A5C" w:val="clear"/>
+            <w:shd w:fill="FFFFFF" w:val="clear"/>
             <w:tcMar>
               <w:top w:type="dxa" w:w="80"/>
               <w:left w:type="dxa" w:w="100"/>
@@ -9054,7 +8993,7 @@
                 <w:rFonts w:ascii="맑은 고딕" w:cs="맑은 고딕" w:eastAsia="맑은 고딕" w:hAnsi="맑은 고딕"/>
                 <w:b/>
                 <w:bCs/>
-                <w:color w:val="FFFFFF"/>
+                <w:color w:val="1A1A1A"/>
                 <w:sz w:val="17"/>
                 <w:szCs w:val="17"/>
               </w:rPr>
@@ -9071,7 +9010,7 @@
               <w:bottom w:val="single" w:color="B0C8E0" w:sz="4"/>
               <w:right w:val="single" w:color="B0C8E0" w:sz="4"/>
             </w:tcBorders>
-            <w:shd w:fill="1A3A5C" w:val="clear"/>
+            <w:shd w:fill="FFFFFF" w:val="clear"/>
             <w:tcMar>
               <w:top w:type="dxa" w:w="80"/>
               <w:left w:type="dxa" w:w="100"/>
@@ -9088,7 +9027,7 @@
                 <w:rFonts w:ascii="맑은 고딕" w:cs="맑은 고딕" w:eastAsia="맑은 고딕" w:hAnsi="맑은 고딕"/>
                 <w:b/>
                 <w:bCs/>
-                <w:color w:val="FFFFFF"/>
+                <w:color w:val="1A1A1A"/>
                 <w:sz w:val="17"/>
                 <w:szCs w:val="17"/>
               </w:rPr>
@@ -9105,7 +9044,7 @@
               <w:bottom w:val="single" w:color="B0C8E0" w:sz="4"/>
               <w:right w:val="single" w:color="B0C8E0" w:sz="4"/>
             </w:tcBorders>
-            <w:shd w:fill="1A3A5C" w:val="clear"/>
+            <w:shd w:fill="FFFFFF" w:val="clear"/>
             <w:tcMar>
               <w:top w:type="dxa" w:w="80"/>
               <w:left w:type="dxa" w:w="100"/>
@@ -9122,7 +9061,7 @@
                 <w:rFonts w:ascii="맑은 고딕" w:cs="맑은 고딕" w:eastAsia="맑은 고딕" w:hAnsi="맑은 고딕"/>
                 <w:b/>
                 <w:bCs/>
-                <w:color w:val="FFFFFF"/>
+                <w:color w:val="1A1A1A"/>
                 <w:sz w:val="17"/>
                 <w:szCs w:val="17"/>
               </w:rPr>
@@ -9141,7 +9080,7 @@
               <w:bottom w:val="single" w:color="B0C8E0" w:sz="4"/>
               <w:right w:val="single" w:color="B0C8E0" w:sz="4"/>
             </w:tcBorders>
-            <w:shd w:fill="EAF1F8" w:val="clear"/>
+            <w:shd w:fill="FFFFFF" w:val="clear"/>
             <w:tcMar>
               <w:top w:type="dxa" w:w="70"/>
               <w:left w:type="dxa" w:w="100"/>
@@ -9175,7 +9114,7 @@
               <w:bottom w:val="single" w:color="B0C8E0" w:sz="4"/>
               <w:right w:val="single" w:color="B0C8E0" w:sz="4"/>
             </w:tcBorders>
-            <w:shd w:fill="EAF1F8" w:val="clear"/>
+            <w:shd w:fill="FFFFFF" w:val="clear"/>
             <w:tcMar>
               <w:top w:type="dxa" w:w="70"/>
               <w:left w:type="dxa" w:w="100"/>
@@ -9209,7 +9148,7 @@
               <w:bottom w:val="single" w:color="B0C8E0" w:sz="4"/>
               <w:right w:val="single" w:color="B0C8E0" w:sz="4"/>
             </w:tcBorders>
-            <w:shd w:fill="EAF1F8" w:val="clear"/>
+            <w:shd w:fill="FFFFFF" w:val="clear"/>
             <w:tcMar>
               <w:top w:type="dxa" w:w="70"/>
               <w:left w:type="dxa" w:w="100"/>
@@ -9243,7 +9182,7 @@
               <w:bottom w:val="single" w:color="B0C8E0" w:sz="4"/>
               <w:right w:val="single" w:color="B0C8E0" w:sz="4"/>
             </w:tcBorders>
-            <w:shd w:fill="EAF1F8" w:val="clear"/>
+            <w:shd w:fill="FFFFFF" w:val="clear"/>
             <w:tcMar>
               <w:top w:type="dxa" w:w="70"/>
               <w:left w:type="dxa" w:w="100"/>
@@ -9417,7 +9356,7 @@
               <w:bottom w:val="single" w:color="B0C8E0" w:sz="4"/>
               <w:right w:val="single" w:color="B0C8E0" w:sz="4"/>
             </w:tcBorders>
-            <w:shd w:fill="EAF1F8" w:val="clear"/>
+            <w:shd w:fill="FFFFFF" w:val="clear"/>
             <w:tcMar>
               <w:top w:type="dxa" w:w="70"/>
               <w:left w:type="dxa" w:w="100"/>
@@ -9451,7 +9390,7 @@
               <w:bottom w:val="single" w:color="B0C8E0" w:sz="4"/>
               <w:right w:val="single" w:color="B0C8E0" w:sz="4"/>
             </w:tcBorders>
-            <w:shd w:fill="EAF1F8" w:val="clear"/>
+            <w:shd w:fill="FFFFFF" w:val="clear"/>
             <w:tcMar>
               <w:top w:type="dxa" w:w="70"/>
               <w:left w:type="dxa" w:w="100"/>
@@ -9485,7 +9424,7 @@
               <w:bottom w:val="single" w:color="B0C8E0" w:sz="4"/>
               <w:right w:val="single" w:color="B0C8E0" w:sz="4"/>
             </w:tcBorders>
-            <w:shd w:fill="EAF1F8" w:val="clear"/>
+            <w:shd w:fill="FFFFFF" w:val="clear"/>
             <w:tcMar>
               <w:top w:type="dxa" w:w="70"/>
               <w:left w:type="dxa" w:w="100"/>
@@ -9519,7 +9458,7 @@
               <w:bottom w:val="single" w:color="B0C8E0" w:sz="4"/>
               <w:right w:val="single" w:color="B0C8E0" w:sz="4"/>
             </w:tcBorders>
-            <w:shd w:fill="EAF1F8" w:val="clear"/>
+            <w:shd w:fill="FFFFFF" w:val="clear"/>
             <w:tcMar>
               <w:top w:type="dxa" w:w="70"/>
               <w:left w:type="dxa" w:w="100"/>
@@ -9700,9 +9639,6 @@
     </w:p>
     <w:p>
       <w:pPr>
-        <w:pBdr>
-          <w:left w:val="single" w:color="C8714A" w:sz="12"/>
-        </w:pBdr>
         <w:spacing w:after="60" w:before="260"/>
         <w:ind w:left="180"/>
       </w:pPr>
@@ -9766,10 +9702,7 @@
     </w:p>
     <w:p>
       <w:pPr>
-        <w:pBdr>
-          <w:bottom w:val="single" w:color="C8714A" w:sz="8"/>
-        </w:pBdr>
-        <w:shd w:fill="1A3A5C" w:val="clear"/>
+        <w:shd w:fill="FFFFFF" w:val="clear"/>
         <w:spacing w:after="200" w:before="440"/>
         <w:jc w:val="center"/>
       </w:pPr>
@@ -9778,7 +9711,7 @@
           <w:rFonts w:ascii="맑은 고딕" w:cs="맑은 고딕" w:eastAsia="맑은 고딕" w:hAnsi="맑은 고딕"/>
           <w:b/>
           <w:bCs/>
-          <w:color w:val="FFFFFF"/>
+          <w:color w:val="1A1A1A"/>
           <w:sz w:val="27"/>
           <w:szCs w:val="27"/>
         </w:rPr>
@@ -9810,9 +9743,6 @@
     </w:p>
     <w:p>
       <w:pPr>
-        <w:pBdr>
-          <w:left w:val="single" w:color="C8714A" w:sz="12"/>
-        </w:pBdr>
         <w:spacing w:after="60" w:before="260"/>
         <w:ind w:left="180"/>
       </w:pPr>
@@ -9862,12 +9792,12 @@
       <w:tblPr>
         <w:tblW w:type="dxa" w:w="9070"/>
         <w:tblBorders>
-          <w:top w:val="single" w:color="auto" w:sz="4"/>
-          <w:left w:val="single" w:color="auto" w:sz="4"/>
-          <w:bottom w:val="single" w:color="auto" w:sz="4"/>
-          <w:right w:val="single" w:color="auto" w:sz="4"/>
-          <w:insideH w:val="single" w:color="auto" w:sz="4"/>
-          <w:insideV w:val="single" w:color="auto" w:sz="4"/>
+          <w:top w:val="nil"/>
+          <w:left w:val="nil"/>
+          <w:bottom w:val="nil"/>
+          <w:right w:val="nil"/>
+          <w:insideH w:val="nil"/>
+          <w:insideV w:val="nil"/>
         </w:tblBorders>
       </w:tblPr>
       <w:tblGrid>
@@ -9877,13 +9807,7 @@
         <w:tc>
           <w:tcPr>
             <w:tcW w:type="dxa" w:w="9070"/>
-            <w:tcBorders>
-              <w:top w:val="single" w:color="1E5C38" w:sz="10"/>
-              <w:left w:val="single" w:color="1E5C38" w:sz="6"/>
-              <w:bottom w:val="single" w:color="1E5C38" w:sz="10"/>
-              <w:right w:val="none" w:color="FFFFFF" w:sz="0"/>
-            </w:tcBorders>
-            <w:shd w:fill="F0FDF4" w:val="clear"/>
+            <w:shd w:fill="FFFFFF" w:val="clear"/>
             <w:tcMar>
               <w:top w:type="dxa" w:w="140"/>
               <w:left w:type="dxa" w:w="260"/>
@@ -10016,9 +9940,6 @@
     </w:p>
     <w:p>
       <w:pPr>
-        <w:pBdr>
-          <w:left w:val="single" w:color="C8714A" w:sz="12"/>
-        </w:pBdr>
         <w:spacing w:after="60" w:before="260"/>
         <w:ind w:left="180"/>
       </w:pPr>
@@ -10098,10 +10019,7 @@
     </w:p>
     <w:p>
       <w:pPr>
-        <w:pBdr>
-          <w:bottom w:val="single" w:color="C8714A" w:sz="8"/>
-        </w:pBdr>
-        <w:shd w:fill="1A3A5C" w:val="clear"/>
+        <w:shd w:fill="FFFFFF" w:val="clear"/>
         <w:spacing w:after="200" w:before="440"/>
         <w:jc w:val="center"/>
       </w:pPr>
@@ -10110,7 +10028,7 @@
           <w:rFonts w:ascii="맑은 고딕" w:cs="맑은 고딕" w:eastAsia="맑은 고딕" w:hAnsi="맑은 고딕"/>
           <w:b/>
           <w:bCs/>
-          <w:color w:val="FFFFFF"/>
+          <w:color w:val="1A1A1A"/>
           <w:sz w:val="27"/>
           <w:szCs w:val="27"/>
         </w:rPr>
@@ -10142,9 +10060,6 @@
     </w:p>
     <w:p>
       <w:pPr>
-        <w:pBdr>
-          <w:left w:val="single" w:color="C8714A" w:sz="12"/>
-        </w:pBdr>
         <w:spacing w:after="60" w:before="260"/>
         <w:ind w:left="180"/>
       </w:pPr>
@@ -10272,9 +10187,6 @@
     </w:p>
     <w:p>
       <w:pPr>
-        <w:pBdr>
-          <w:left w:val="single" w:color="C8714A" w:sz="12"/>
-        </w:pBdr>
         <w:spacing w:after="60" w:before="260"/>
         <w:ind w:left="180"/>
       </w:pPr>
@@ -10404,12 +10316,12 @@
       <w:tblPr>
         <w:tblW w:type="dxa" w:w="9070"/>
         <w:tblBorders>
-          <w:top w:val="single" w:color="auto" w:sz="4"/>
-          <w:left w:val="single" w:color="auto" w:sz="4"/>
-          <w:bottom w:val="single" w:color="auto" w:sz="4"/>
-          <w:right w:val="single" w:color="auto" w:sz="4"/>
-          <w:insideH w:val="single" w:color="auto" w:sz="4"/>
-          <w:insideV w:val="single" w:color="auto" w:sz="4"/>
+          <w:top w:val="nil"/>
+          <w:left w:val="nil"/>
+          <w:bottom w:val="nil"/>
+          <w:right w:val="nil"/>
+          <w:insideH w:val="nil"/>
+          <w:insideV w:val="nil"/>
         </w:tblBorders>
       </w:tblPr>
       <w:tblGrid>
@@ -10419,13 +10331,7 @@
         <w:tc>
           <w:tcPr>
             <w:tcW w:type="dxa" w:w="9070"/>
-            <w:tcBorders>
-              <w:top w:val="single" w:color="B0C8E0" w:sz="4"/>
-              <w:left w:val="single" w:color="B0C8E0" w:sz="4"/>
-              <w:bottom w:val="single" w:color="B0C8E0" w:sz="4"/>
-              <w:right w:val="single" w:color="B0C8E0" w:sz="4"/>
-            </w:tcBorders>
-            <w:shd w:fill="EAF1F8" w:val="clear"/>
+            <w:shd w:fill="FFFFFF" w:val="clear"/>
             <w:tcMar>
               <w:top w:type="dxa" w:w="180"/>
               <w:left w:type="dxa" w:w="300"/>
@@ -10477,6 +10383,955 @@
                 <w:szCs w:val="19"/>
               </w:rPr>
               <w:t xml:space="preserve">담임목사  박상혁  (인)    교육부장  ___________  (인)</w:t>
+            </w:r>
+          </w:p>
+        </w:tc>
+      </w:tr>
+    </w:tbl>
+    <w:p/>
+    <w:p>
+      <w:r>
+        <w:rPr>
+          <w:rFonts w:ascii="맑은 고딕" w:hAnsi="맑은 고딕" w:eastAsia="맑은 고딕" w:cs="맑은 고딕"/>
+          <w:b/>
+          <w:color w:val="1A3A5C"/>
+          <w:sz w:val="24"/>
+        </w:rPr>
+        <w:t xml:space="preserve">■ 개정 이력  </w:t>
+      </w:r>
+      <w:r>
+        <w:rPr>
+          <w:rFonts w:ascii="맑은 고딕" w:hAnsi="맑은 고딕" w:eastAsia="맑은 고딕" w:cs="맑은 고딕"/>
+          <w:color w:val="9A8E84"/>
+          <w:sz w:val="20"/>
+        </w:rPr>
+        <w:t>Revision History</w:t>
+      </w:r>
+    </w:p>
+    <w:p>
+      <w:r>
+        <w:rPr>
+          <w:rFonts w:ascii="맑은 고딕" w:hAnsi="맑은 고딕" w:eastAsia="맑은 고딕" w:cs="맑은 고딕"/>
+          <w:color w:val="9A8E84"/>
+          <w:sz w:val="17"/>
+        </w:rPr>
+        <w:t>※ 본 매뉴얼은 부서장 검토 후 담임목사 승인으로 개정하며, 개정 시 아래 표에 기록합니다.</w:t>
+      </w:r>
+    </w:p>
+    <w:tbl>
+      <w:tblPr>
+        <w:tblW w:type="auto" w:w="0"/>
+        <w:jc w:val="center"/>
+        <w:tblLayout w:type="fixed"/>
+        <w:tblLook w:firstColumn="1" w:firstRow="1" w:lastColumn="0" w:lastRow="0" w:noHBand="0" w:noVBand="1" w:val="04A0"/>
+      </w:tblPr>
+      <w:tblGrid>
+        <w:gridCol w:w="1814"/>
+        <w:gridCol w:w="1814"/>
+        <w:gridCol w:w="1814"/>
+        <w:gridCol w:w="1814"/>
+        <w:gridCol w:w="1814"/>
+      </w:tblGrid>
+      <w:tr>
+        <w:tc>
+          <w:tcPr>
+            <w:tcW w:type="dxa" w:w="1100"/>
+            <w:tcBorders>
+              <w:top w:val="single" w:sz="4" w:space="0" w:color="B0C8E0"/>
+              <w:left w:val="single" w:sz="4" w:space="0" w:color="B0C8E0"/>
+              <w:bottom w:val="single" w:sz="4" w:space="0" w:color="B0C8E0"/>
+              <w:right w:val="single" w:sz="4" w:space="0" w:color="B0C8E0"/>
+            </w:tcBorders>
+            <w:shd w:val="clear" w:color="auto" w:fill="F2F2F2"/>
+          </w:tcPr>
+          <w:p>
+            <w:pPr>
+              <w:jc w:val="center"/>
+            </w:pPr>
+            <w:r/>
+            <w:r>
+              <w:rPr>
+                <w:rFonts w:ascii="맑은 고딕" w:hAnsi="맑은 고딕" w:eastAsia="맑은 고딕" w:cs="맑은 고딕"/>
+                <w:b/>
+                <w:color w:val="2C2114"/>
+                <w:sz w:val="18"/>
+              </w:rPr>
+              <w:t>차수</w:t>
+            </w:r>
+          </w:p>
+        </w:tc>
+        <w:tc>
+          <w:tcPr>
+            <w:tcW w:type="dxa" w:w="1700"/>
+            <w:tcBorders>
+              <w:top w:val="single" w:sz="4" w:space="0" w:color="B0C8E0"/>
+              <w:left w:val="single" w:sz="4" w:space="0" w:color="B0C8E0"/>
+              <w:bottom w:val="single" w:sz="4" w:space="0" w:color="B0C8E0"/>
+              <w:right w:val="single" w:sz="4" w:space="0" w:color="B0C8E0"/>
+            </w:tcBorders>
+            <w:shd w:val="clear" w:color="auto" w:fill="F2F2F2"/>
+          </w:tcPr>
+          <w:p>
+            <w:pPr>
+              <w:jc w:val="center"/>
+            </w:pPr>
+            <w:r/>
+            <w:r>
+              <w:rPr>
+                <w:rFonts w:ascii="맑은 고딕" w:hAnsi="맑은 고딕" w:eastAsia="맑은 고딕" w:cs="맑은 고딕"/>
+                <w:b/>
+                <w:color w:val="2C2114"/>
+                <w:sz w:val="18"/>
+              </w:rPr>
+              <w:t>개정일자</w:t>
+            </w:r>
+          </w:p>
+        </w:tc>
+        <w:tc>
+          <w:tcPr>
+            <w:tcW w:type="dxa" w:w="4200"/>
+            <w:tcBorders>
+              <w:top w:val="single" w:sz="4" w:space="0" w:color="B0C8E0"/>
+              <w:left w:val="single" w:sz="4" w:space="0" w:color="B0C8E0"/>
+              <w:bottom w:val="single" w:sz="4" w:space="0" w:color="B0C8E0"/>
+              <w:right w:val="single" w:sz="4" w:space="0" w:color="B0C8E0"/>
+            </w:tcBorders>
+            <w:shd w:val="clear" w:color="auto" w:fill="F2F2F2"/>
+          </w:tcPr>
+          <w:p>
+            <w:pPr>
+              <w:jc w:val="center"/>
+            </w:pPr>
+            <w:r/>
+            <w:r>
+              <w:rPr>
+                <w:rFonts w:ascii="맑은 고딕" w:hAnsi="맑은 고딕" w:eastAsia="맑은 고딕" w:cs="맑은 고딕"/>
+                <w:b/>
+                <w:color w:val="2C2114"/>
+                <w:sz w:val="18"/>
+              </w:rPr>
+              <w:t>개정 내용</w:t>
+            </w:r>
+          </w:p>
+        </w:tc>
+        <w:tc>
+          <w:tcPr>
+            <w:tcW w:type="dxa" w:w="1700"/>
+            <w:tcBorders>
+              <w:top w:val="single" w:sz="4" w:space="0" w:color="B0C8E0"/>
+              <w:left w:val="single" w:sz="4" w:space="0" w:color="B0C8E0"/>
+              <w:bottom w:val="single" w:sz="4" w:space="0" w:color="B0C8E0"/>
+              <w:right w:val="single" w:sz="4" w:space="0" w:color="B0C8E0"/>
+            </w:tcBorders>
+            <w:shd w:val="clear" w:color="auto" w:fill="F2F2F2"/>
+          </w:tcPr>
+          <w:p>
+            <w:pPr>
+              <w:jc w:val="center"/>
+            </w:pPr>
+            <w:r/>
+            <w:r>
+              <w:rPr>
+                <w:rFonts w:ascii="맑은 고딕" w:hAnsi="맑은 고딕" w:eastAsia="맑은 고딕" w:cs="맑은 고딕"/>
+                <w:b/>
+                <w:color w:val="2C2114"/>
+                <w:sz w:val="18"/>
+              </w:rPr>
+              <w:t>개정자</w:t>
+            </w:r>
+          </w:p>
+        </w:tc>
+        <w:tc>
+          <w:tcPr>
+            <w:tcW w:type="dxa" w:w="1700"/>
+            <w:tcBorders>
+              <w:top w:val="single" w:sz="4" w:space="0" w:color="B0C8E0"/>
+              <w:left w:val="single" w:sz="4" w:space="0" w:color="B0C8E0"/>
+              <w:bottom w:val="single" w:sz="4" w:space="0" w:color="B0C8E0"/>
+              <w:right w:val="single" w:sz="4" w:space="0" w:color="B0C8E0"/>
+            </w:tcBorders>
+            <w:shd w:val="clear" w:color="auto" w:fill="F2F2F2"/>
+          </w:tcPr>
+          <w:p>
+            <w:pPr>
+              <w:jc w:val="center"/>
+            </w:pPr>
+            <w:r/>
+            <w:r>
+              <w:rPr>
+                <w:rFonts w:ascii="맑은 고딕" w:hAnsi="맑은 고딕" w:eastAsia="맑은 고딕" w:cs="맑은 고딕"/>
+                <w:b/>
+                <w:color w:val="2C2114"/>
+                <w:sz w:val="18"/>
+              </w:rPr>
+              <w:t>승인자</w:t>
+            </w:r>
+          </w:p>
+        </w:tc>
+      </w:tr>
+      <w:tr>
+        <w:tc>
+          <w:tcPr>
+            <w:tcW w:type="dxa" w:w="1100"/>
+            <w:tcBorders>
+              <w:top w:val="single" w:sz="4" w:space="0" w:color="B0C8E0"/>
+              <w:left w:val="single" w:sz="4" w:space="0" w:color="B0C8E0"/>
+              <w:bottom w:val="single" w:sz="4" w:space="0" w:color="B0C8E0"/>
+              <w:right w:val="single" w:sz="4" w:space="0" w:color="B0C8E0"/>
+            </w:tcBorders>
+          </w:tcPr>
+          <w:p>
+            <w:pPr>
+              <w:jc w:val="center"/>
+            </w:pPr>
+            <w:r/>
+            <w:r>
+              <w:rPr>
+                <w:rFonts w:ascii="맑은 고딕" w:hAnsi="맑은 고딕" w:eastAsia="맑은 고딕" w:cs="맑은 고딕"/>
+                <w:b w:val="0"/>
+                <w:color w:val="2C2114"/>
+                <w:sz w:val="18"/>
+              </w:rPr>
+              <w:t>제정</w:t>
+            </w:r>
+          </w:p>
+        </w:tc>
+        <w:tc>
+          <w:tcPr>
+            <w:tcW w:type="dxa" w:w="1700"/>
+            <w:tcBorders>
+              <w:top w:val="single" w:sz="4" w:space="0" w:color="B0C8E0"/>
+              <w:left w:val="single" w:sz="4" w:space="0" w:color="B0C8E0"/>
+              <w:bottom w:val="single" w:sz="4" w:space="0" w:color="B0C8E0"/>
+              <w:right w:val="single" w:sz="4" w:space="0" w:color="B0C8E0"/>
+            </w:tcBorders>
+          </w:tcPr>
+          <w:p>
+            <w:pPr>
+              <w:jc w:val="center"/>
+            </w:pPr>
+            <w:r/>
+            <w:r>
+              <w:rPr>
+                <w:rFonts w:ascii="맑은 고딕" w:hAnsi="맑은 고딕" w:eastAsia="맑은 고딕" w:cs="맑은 고딕"/>
+                <w:b w:val="0"/>
+                <w:color w:val="2C2114"/>
+                <w:sz w:val="18"/>
+              </w:rPr>
+              <w:t>20      .      .</w:t>
+            </w:r>
+          </w:p>
+        </w:tc>
+        <w:tc>
+          <w:tcPr>
+            <w:tcW w:type="dxa" w:w="4200"/>
+            <w:tcBorders>
+              <w:top w:val="single" w:sz="4" w:space="0" w:color="B0C8E0"/>
+              <w:left w:val="single" w:sz="4" w:space="0" w:color="B0C8E0"/>
+              <w:bottom w:val="single" w:sz="4" w:space="0" w:color="B0C8E0"/>
+              <w:right w:val="single" w:sz="4" w:space="0" w:color="B0C8E0"/>
+            </w:tcBorders>
+          </w:tcPr>
+          <w:p>
+            <w:pPr>
+              <w:jc w:val="left"/>
+            </w:pPr>
+            <w:r/>
+            <w:r>
+              <w:rPr>
+                <w:rFonts w:ascii="맑은 고딕" w:hAnsi="맑은 고딕" w:eastAsia="맑은 고딕" w:cs="맑은 고딕"/>
+                <w:b w:val="0"/>
+                <w:color w:val="2C2114"/>
+                <w:sz w:val="18"/>
+              </w:rPr>
+              <w:t>최초 제정</w:t>
+            </w:r>
+          </w:p>
+        </w:tc>
+        <w:tc>
+          <w:tcPr>
+            <w:tcW w:type="dxa" w:w="1700"/>
+            <w:tcBorders>
+              <w:top w:val="single" w:sz="4" w:space="0" w:color="B0C8E0"/>
+              <w:left w:val="single" w:sz="4" w:space="0" w:color="B0C8E0"/>
+              <w:bottom w:val="single" w:sz="4" w:space="0" w:color="B0C8E0"/>
+              <w:right w:val="single" w:sz="4" w:space="0" w:color="B0C8E0"/>
+            </w:tcBorders>
+          </w:tcPr>
+          <w:p>
+            <w:pPr>
+              <w:jc w:val="center"/>
+            </w:pPr>
+            <w:r/>
+            <w:r>
+              <w:rPr>
+                <w:rFonts w:ascii="맑은 고딕" w:hAnsi="맑은 고딕" w:eastAsia="맑은 고딕" w:cs="맑은 고딕"/>
+                <w:b w:val="0"/>
+                <w:color w:val="2C2114"/>
+                <w:sz w:val="18"/>
+              </w:rPr>
+              <w:t>—</w:t>
+            </w:r>
+          </w:p>
+        </w:tc>
+        <w:tc>
+          <w:tcPr>
+            <w:tcW w:type="dxa" w:w="1700"/>
+            <w:tcBorders>
+              <w:top w:val="single" w:sz="4" w:space="0" w:color="B0C8E0"/>
+              <w:left w:val="single" w:sz="4" w:space="0" w:color="B0C8E0"/>
+              <w:bottom w:val="single" w:sz="4" w:space="0" w:color="B0C8E0"/>
+              <w:right w:val="single" w:sz="4" w:space="0" w:color="B0C8E0"/>
+            </w:tcBorders>
+          </w:tcPr>
+          <w:p>
+            <w:pPr>
+              <w:jc w:val="center"/>
+            </w:pPr>
+            <w:r/>
+            <w:r>
+              <w:rPr>
+                <w:rFonts w:ascii="맑은 고딕" w:hAnsi="맑은 고딕" w:eastAsia="맑은 고딕" w:cs="맑은 고딕"/>
+                <w:b w:val="0"/>
+                <w:color w:val="2C2114"/>
+                <w:sz w:val="18"/>
+              </w:rPr>
+              <w:t>담임목사 박상혁</w:t>
+            </w:r>
+          </w:p>
+        </w:tc>
+      </w:tr>
+      <w:tr>
+        <w:tc>
+          <w:tcPr>
+            <w:tcW w:type="dxa" w:w="1100"/>
+            <w:tcBorders>
+              <w:top w:val="single" w:sz="4" w:space="0" w:color="B0C8E0"/>
+              <w:left w:val="single" w:sz="4" w:space="0" w:color="B0C8E0"/>
+              <w:bottom w:val="single" w:sz="4" w:space="0" w:color="B0C8E0"/>
+              <w:right w:val="single" w:sz="4" w:space="0" w:color="B0C8E0"/>
+            </w:tcBorders>
+          </w:tcPr>
+          <w:p>
+            <w:pPr>
+              <w:jc w:val="center"/>
+            </w:pPr>
+            <w:r/>
+            <w:r>
+              <w:rPr>
+                <w:rFonts w:ascii="맑은 고딕" w:hAnsi="맑은 고딕" w:eastAsia="맑은 고딕" w:cs="맑은 고딕"/>
+                <w:b w:val="0"/>
+                <w:color w:val="2C2114"/>
+                <w:sz w:val="18"/>
+              </w:rPr>
+            </w:r>
+          </w:p>
+        </w:tc>
+        <w:tc>
+          <w:tcPr>
+            <w:tcW w:type="dxa" w:w="1700"/>
+            <w:tcBorders>
+              <w:top w:val="single" w:sz="4" w:space="0" w:color="B0C8E0"/>
+              <w:left w:val="single" w:sz="4" w:space="0" w:color="B0C8E0"/>
+              <w:bottom w:val="single" w:sz="4" w:space="0" w:color="B0C8E0"/>
+              <w:right w:val="single" w:sz="4" w:space="0" w:color="B0C8E0"/>
+            </w:tcBorders>
+          </w:tcPr>
+          <w:p>
+            <w:pPr>
+              <w:jc w:val="center"/>
+            </w:pPr>
+            <w:r/>
+            <w:r>
+              <w:rPr>
+                <w:rFonts w:ascii="맑은 고딕" w:hAnsi="맑은 고딕" w:eastAsia="맑은 고딕" w:cs="맑은 고딕"/>
+                <w:b w:val="0"/>
+                <w:color w:val="2C2114"/>
+                <w:sz w:val="18"/>
+              </w:rPr>
+            </w:r>
+          </w:p>
+        </w:tc>
+        <w:tc>
+          <w:tcPr>
+            <w:tcW w:type="dxa" w:w="4200"/>
+            <w:tcBorders>
+              <w:top w:val="single" w:sz="4" w:space="0" w:color="B0C8E0"/>
+              <w:left w:val="single" w:sz="4" w:space="0" w:color="B0C8E0"/>
+              <w:bottom w:val="single" w:sz="4" w:space="0" w:color="B0C8E0"/>
+              <w:right w:val="single" w:sz="4" w:space="0" w:color="B0C8E0"/>
+            </w:tcBorders>
+          </w:tcPr>
+          <w:p>
+            <w:pPr>
+              <w:jc w:val="center"/>
+            </w:pPr>
+            <w:r/>
+            <w:r>
+              <w:rPr>
+                <w:rFonts w:ascii="맑은 고딕" w:hAnsi="맑은 고딕" w:eastAsia="맑은 고딕" w:cs="맑은 고딕"/>
+                <w:b w:val="0"/>
+                <w:color w:val="2C2114"/>
+                <w:sz w:val="18"/>
+              </w:rPr>
+            </w:r>
+          </w:p>
+        </w:tc>
+        <w:tc>
+          <w:tcPr>
+            <w:tcW w:type="dxa" w:w="1700"/>
+            <w:tcBorders>
+              <w:top w:val="single" w:sz="4" w:space="0" w:color="B0C8E0"/>
+              <w:left w:val="single" w:sz="4" w:space="0" w:color="B0C8E0"/>
+              <w:bottom w:val="single" w:sz="4" w:space="0" w:color="B0C8E0"/>
+              <w:right w:val="single" w:sz="4" w:space="0" w:color="B0C8E0"/>
+            </w:tcBorders>
+          </w:tcPr>
+          <w:p>
+            <w:pPr>
+              <w:jc w:val="center"/>
+            </w:pPr>
+            <w:r/>
+            <w:r>
+              <w:rPr>
+                <w:rFonts w:ascii="맑은 고딕" w:hAnsi="맑은 고딕" w:eastAsia="맑은 고딕" w:cs="맑은 고딕"/>
+                <w:b w:val="0"/>
+                <w:color w:val="2C2114"/>
+                <w:sz w:val="18"/>
+              </w:rPr>
+            </w:r>
+          </w:p>
+        </w:tc>
+        <w:tc>
+          <w:tcPr>
+            <w:tcW w:type="dxa" w:w="1700"/>
+            <w:tcBorders>
+              <w:top w:val="single" w:sz="4" w:space="0" w:color="B0C8E0"/>
+              <w:left w:val="single" w:sz="4" w:space="0" w:color="B0C8E0"/>
+              <w:bottom w:val="single" w:sz="4" w:space="0" w:color="B0C8E0"/>
+              <w:right w:val="single" w:sz="4" w:space="0" w:color="B0C8E0"/>
+            </w:tcBorders>
+          </w:tcPr>
+          <w:p>
+            <w:pPr>
+              <w:jc w:val="center"/>
+            </w:pPr>
+            <w:r/>
+            <w:r>
+              <w:rPr>
+                <w:rFonts w:ascii="맑은 고딕" w:hAnsi="맑은 고딕" w:eastAsia="맑은 고딕" w:cs="맑은 고딕"/>
+                <w:b w:val="0"/>
+                <w:color w:val="2C2114"/>
+                <w:sz w:val="18"/>
+              </w:rPr>
+            </w:r>
+          </w:p>
+        </w:tc>
+      </w:tr>
+      <w:tr>
+        <w:tc>
+          <w:tcPr>
+            <w:tcW w:type="dxa" w:w="1100"/>
+            <w:tcBorders>
+              <w:top w:val="single" w:sz="4" w:space="0" w:color="B0C8E0"/>
+              <w:left w:val="single" w:sz="4" w:space="0" w:color="B0C8E0"/>
+              <w:bottom w:val="single" w:sz="4" w:space="0" w:color="B0C8E0"/>
+              <w:right w:val="single" w:sz="4" w:space="0" w:color="B0C8E0"/>
+            </w:tcBorders>
+          </w:tcPr>
+          <w:p>
+            <w:pPr>
+              <w:jc w:val="center"/>
+            </w:pPr>
+            <w:r/>
+            <w:r>
+              <w:rPr>
+                <w:rFonts w:ascii="맑은 고딕" w:hAnsi="맑은 고딕" w:eastAsia="맑은 고딕" w:cs="맑은 고딕"/>
+                <w:b w:val="0"/>
+                <w:color w:val="2C2114"/>
+                <w:sz w:val="18"/>
+              </w:rPr>
+            </w:r>
+          </w:p>
+        </w:tc>
+        <w:tc>
+          <w:tcPr>
+            <w:tcW w:type="dxa" w:w="1700"/>
+            <w:tcBorders>
+              <w:top w:val="single" w:sz="4" w:space="0" w:color="B0C8E0"/>
+              <w:left w:val="single" w:sz="4" w:space="0" w:color="B0C8E0"/>
+              <w:bottom w:val="single" w:sz="4" w:space="0" w:color="B0C8E0"/>
+              <w:right w:val="single" w:sz="4" w:space="0" w:color="B0C8E0"/>
+            </w:tcBorders>
+          </w:tcPr>
+          <w:p>
+            <w:pPr>
+              <w:jc w:val="center"/>
+            </w:pPr>
+            <w:r/>
+            <w:r>
+              <w:rPr>
+                <w:rFonts w:ascii="맑은 고딕" w:hAnsi="맑은 고딕" w:eastAsia="맑은 고딕" w:cs="맑은 고딕"/>
+                <w:b w:val="0"/>
+                <w:color w:val="2C2114"/>
+                <w:sz w:val="18"/>
+              </w:rPr>
+            </w:r>
+          </w:p>
+        </w:tc>
+        <w:tc>
+          <w:tcPr>
+            <w:tcW w:type="dxa" w:w="4200"/>
+            <w:tcBorders>
+              <w:top w:val="single" w:sz="4" w:space="0" w:color="B0C8E0"/>
+              <w:left w:val="single" w:sz="4" w:space="0" w:color="B0C8E0"/>
+              <w:bottom w:val="single" w:sz="4" w:space="0" w:color="B0C8E0"/>
+              <w:right w:val="single" w:sz="4" w:space="0" w:color="B0C8E0"/>
+            </w:tcBorders>
+          </w:tcPr>
+          <w:p>
+            <w:pPr>
+              <w:jc w:val="center"/>
+            </w:pPr>
+            <w:r/>
+            <w:r>
+              <w:rPr>
+                <w:rFonts w:ascii="맑은 고딕" w:hAnsi="맑은 고딕" w:eastAsia="맑은 고딕" w:cs="맑은 고딕"/>
+                <w:b w:val="0"/>
+                <w:color w:val="2C2114"/>
+                <w:sz w:val="18"/>
+              </w:rPr>
+            </w:r>
+          </w:p>
+        </w:tc>
+        <w:tc>
+          <w:tcPr>
+            <w:tcW w:type="dxa" w:w="1700"/>
+            <w:tcBorders>
+              <w:top w:val="single" w:sz="4" w:space="0" w:color="B0C8E0"/>
+              <w:left w:val="single" w:sz="4" w:space="0" w:color="B0C8E0"/>
+              <w:bottom w:val="single" w:sz="4" w:space="0" w:color="B0C8E0"/>
+              <w:right w:val="single" w:sz="4" w:space="0" w:color="B0C8E0"/>
+            </w:tcBorders>
+          </w:tcPr>
+          <w:p>
+            <w:pPr>
+              <w:jc w:val="center"/>
+            </w:pPr>
+            <w:r/>
+            <w:r>
+              <w:rPr>
+                <w:rFonts w:ascii="맑은 고딕" w:hAnsi="맑은 고딕" w:eastAsia="맑은 고딕" w:cs="맑은 고딕"/>
+                <w:b w:val="0"/>
+                <w:color w:val="2C2114"/>
+                <w:sz w:val="18"/>
+              </w:rPr>
+            </w:r>
+          </w:p>
+        </w:tc>
+        <w:tc>
+          <w:tcPr>
+            <w:tcW w:type="dxa" w:w="1700"/>
+            <w:tcBorders>
+              <w:top w:val="single" w:sz="4" w:space="0" w:color="B0C8E0"/>
+              <w:left w:val="single" w:sz="4" w:space="0" w:color="B0C8E0"/>
+              <w:bottom w:val="single" w:sz="4" w:space="0" w:color="B0C8E0"/>
+              <w:right w:val="single" w:sz="4" w:space="0" w:color="B0C8E0"/>
+            </w:tcBorders>
+          </w:tcPr>
+          <w:p>
+            <w:pPr>
+              <w:jc w:val="center"/>
+            </w:pPr>
+            <w:r/>
+            <w:r>
+              <w:rPr>
+                <w:rFonts w:ascii="맑은 고딕" w:hAnsi="맑은 고딕" w:eastAsia="맑은 고딕" w:cs="맑은 고딕"/>
+                <w:b w:val="0"/>
+                <w:color w:val="2C2114"/>
+                <w:sz w:val="18"/>
+              </w:rPr>
+            </w:r>
+          </w:p>
+        </w:tc>
+      </w:tr>
+      <w:tr>
+        <w:tc>
+          <w:tcPr>
+            <w:tcW w:type="dxa" w:w="1100"/>
+            <w:tcBorders>
+              <w:top w:val="single" w:sz="4" w:space="0" w:color="B0C8E0"/>
+              <w:left w:val="single" w:sz="4" w:space="0" w:color="B0C8E0"/>
+              <w:bottom w:val="single" w:sz="4" w:space="0" w:color="B0C8E0"/>
+              <w:right w:val="single" w:sz="4" w:space="0" w:color="B0C8E0"/>
+            </w:tcBorders>
+          </w:tcPr>
+          <w:p>
+            <w:pPr>
+              <w:jc w:val="center"/>
+            </w:pPr>
+            <w:r/>
+            <w:r>
+              <w:rPr>
+                <w:rFonts w:ascii="맑은 고딕" w:hAnsi="맑은 고딕" w:eastAsia="맑은 고딕" w:cs="맑은 고딕"/>
+                <w:b w:val="0"/>
+                <w:color w:val="2C2114"/>
+                <w:sz w:val="18"/>
+              </w:rPr>
+            </w:r>
+          </w:p>
+        </w:tc>
+        <w:tc>
+          <w:tcPr>
+            <w:tcW w:type="dxa" w:w="1700"/>
+            <w:tcBorders>
+              <w:top w:val="single" w:sz="4" w:space="0" w:color="B0C8E0"/>
+              <w:left w:val="single" w:sz="4" w:space="0" w:color="B0C8E0"/>
+              <w:bottom w:val="single" w:sz="4" w:space="0" w:color="B0C8E0"/>
+              <w:right w:val="single" w:sz="4" w:space="0" w:color="B0C8E0"/>
+            </w:tcBorders>
+          </w:tcPr>
+          <w:p>
+            <w:pPr>
+              <w:jc w:val="center"/>
+            </w:pPr>
+            <w:r/>
+            <w:r>
+              <w:rPr>
+                <w:rFonts w:ascii="맑은 고딕" w:hAnsi="맑은 고딕" w:eastAsia="맑은 고딕" w:cs="맑은 고딕"/>
+                <w:b w:val="0"/>
+                <w:color w:val="2C2114"/>
+                <w:sz w:val="18"/>
+              </w:rPr>
+            </w:r>
+          </w:p>
+        </w:tc>
+        <w:tc>
+          <w:tcPr>
+            <w:tcW w:type="dxa" w:w="4200"/>
+            <w:tcBorders>
+              <w:top w:val="single" w:sz="4" w:space="0" w:color="B0C8E0"/>
+              <w:left w:val="single" w:sz="4" w:space="0" w:color="B0C8E0"/>
+              <w:bottom w:val="single" w:sz="4" w:space="0" w:color="B0C8E0"/>
+              <w:right w:val="single" w:sz="4" w:space="0" w:color="B0C8E0"/>
+            </w:tcBorders>
+          </w:tcPr>
+          <w:p>
+            <w:pPr>
+              <w:jc w:val="center"/>
+            </w:pPr>
+            <w:r/>
+            <w:r>
+              <w:rPr>
+                <w:rFonts w:ascii="맑은 고딕" w:hAnsi="맑은 고딕" w:eastAsia="맑은 고딕" w:cs="맑은 고딕"/>
+                <w:b w:val="0"/>
+                <w:color w:val="2C2114"/>
+                <w:sz w:val="18"/>
+              </w:rPr>
+            </w:r>
+          </w:p>
+        </w:tc>
+        <w:tc>
+          <w:tcPr>
+            <w:tcW w:type="dxa" w:w="1700"/>
+            <w:tcBorders>
+              <w:top w:val="single" w:sz="4" w:space="0" w:color="B0C8E0"/>
+              <w:left w:val="single" w:sz="4" w:space="0" w:color="B0C8E0"/>
+              <w:bottom w:val="single" w:sz="4" w:space="0" w:color="B0C8E0"/>
+              <w:right w:val="single" w:sz="4" w:space="0" w:color="B0C8E0"/>
+            </w:tcBorders>
+          </w:tcPr>
+          <w:p>
+            <w:pPr>
+              <w:jc w:val="center"/>
+            </w:pPr>
+            <w:r/>
+            <w:r>
+              <w:rPr>
+                <w:rFonts w:ascii="맑은 고딕" w:hAnsi="맑은 고딕" w:eastAsia="맑은 고딕" w:cs="맑은 고딕"/>
+                <w:b w:val="0"/>
+                <w:color w:val="2C2114"/>
+                <w:sz w:val="18"/>
+              </w:rPr>
+            </w:r>
+          </w:p>
+        </w:tc>
+        <w:tc>
+          <w:tcPr>
+            <w:tcW w:type="dxa" w:w="1700"/>
+            <w:tcBorders>
+              <w:top w:val="single" w:sz="4" w:space="0" w:color="B0C8E0"/>
+              <w:left w:val="single" w:sz="4" w:space="0" w:color="B0C8E0"/>
+              <w:bottom w:val="single" w:sz="4" w:space="0" w:color="B0C8E0"/>
+              <w:right w:val="single" w:sz="4" w:space="0" w:color="B0C8E0"/>
+            </w:tcBorders>
+          </w:tcPr>
+          <w:p>
+            <w:pPr>
+              <w:jc w:val="center"/>
+            </w:pPr>
+            <w:r/>
+            <w:r>
+              <w:rPr>
+                <w:rFonts w:ascii="맑은 고딕" w:hAnsi="맑은 고딕" w:eastAsia="맑은 고딕" w:cs="맑은 고딕"/>
+                <w:b w:val="0"/>
+                <w:color w:val="2C2114"/>
+                <w:sz w:val="18"/>
+              </w:rPr>
+            </w:r>
+          </w:p>
+        </w:tc>
+      </w:tr>
+      <w:tr>
+        <w:tc>
+          <w:tcPr>
+            <w:tcW w:type="dxa" w:w="1100"/>
+            <w:tcBorders>
+              <w:top w:val="single" w:sz="4" w:space="0" w:color="B0C8E0"/>
+              <w:left w:val="single" w:sz="4" w:space="0" w:color="B0C8E0"/>
+              <w:bottom w:val="single" w:sz="4" w:space="0" w:color="B0C8E0"/>
+              <w:right w:val="single" w:sz="4" w:space="0" w:color="B0C8E0"/>
+            </w:tcBorders>
+          </w:tcPr>
+          <w:p>
+            <w:pPr>
+              <w:jc w:val="center"/>
+            </w:pPr>
+            <w:r/>
+            <w:r>
+              <w:rPr>
+                <w:rFonts w:ascii="맑은 고딕" w:hAnsi="맑은 고딕" w:eastAsia="맑은 고딕" w:cs="맑은 고딕"/>
+                <w:b w:val="0"/>
+                <w:color w:val="2C2114"/>
+                <w:sz w:val="18"/>
+              </w:rPr>
+            </w:r>
+          </w:p>
+        </w:tc>
+        <w:tc>
+          <w:tcPr>
+            <w:tcW w:type="dxa" w:w="1700"/>
+            <w:tcBorders>
+              <w:top w:val="single" w:sz="4" w:space="0" w:color="B0C8E0"/>
+              <w:left w:val="single" w:sz="4" w:space="0" w:color="B0C8E0"/>
+              <w:bottom w:val="single" w:sz="4" w:space="0" w:color="B0C8E0"/>
+              <w:right w:val="single" w:sz="4" w:space="0" w:color="B0C8E0"/>
+            </w:tcBorders>
+          </w:tcPr>
+          <w:p>
+            <w:pPr>
+              <w:jc w:val="center"/>
+            </w:pPr>
+            <w:r/>
+            <w:r>
+              <w:rPr>
+                <w:rFonts w:ascii="맑은 고딕" w:hAnsi="맑은 고딕" w:eastAsia="맑은 고딕" w:cs="맑은 고딕"/>
+                <w:b w:val="0"/>
+                <w:color w:val="2C2114"/>
+                <w:sz w:val="18"/>
+              </w:rPr>
+            </w:r>
+          </w:p>
+        </w:tc>
+        <w:tc>
+          <w:tcPr>
+            <w:tcW w:type="dxa" w:w="4200"/>
+            <w:tcBorders>
+              <w:top w:val="single" w:sz="4" w:space="0" w:color="B0C8E0"/>
+              <w:left w:val="single" w:sz="4" w:space="0" w:color="B0C8E0"/>
+              <w:bottom w:val="single" w:sz="4" w:space="0" w:color="B0C8E0"/>
+              <w:right w:val="single" w:sz="4" w:space="0" w:color="B0C8E0"/>
+            </w:tcBorders>
+          </w:tcPr>
+          <w:p>
+            <w:pPr>
+              <w:jc w:val="center"/>
+            </w:pPr>
+            <w:r/>
+            <w:r>
+              <w:rPr>
+                <w:rFonts w:ascii="맑은 고딕" w:hAnsi="맑은 고딕" w:eastAsia="맑은 고딕" w:cs="맑은 고딕"/>
+                <w:b w:val="0"/>
+                <w:color w:val="2C2114"/>
+                <w:sz w:val="18"/>
+              </w:rPr>
+            </w:r>
+          </w:p>
+        </w:tc>
+        <w:tc>
+          <w:tcPr>
+            <w:tcW w:type="dxa" w:w="1700"/>
+            <w:tcBorders>
+              <w:top w:val="single" w:sz="4" w:space="0" w:color="B0C8E0"/>
+              <w:left w:val="single" w:sz="4" w:space="0" w:color="B0C8E0"/>
+              <w:bottom w:val="single" w:sz="4" w:space="0" w:color="B0C8E0"/>
+              <w:right w:val="single" w:sz="4" w:space="0" w:color="B0C8E0"/>
+            </w:tcBorders>
+          </w:tcPr>
+          <w:p>
+            <w:pPr>
+              <w:jc w:val="center"/>
+            </w:pPr>
+            <w:r/>
+            <w:r>
+              <w:rPr>
+                <w:rFonts w:ascii="맑은 고딕" w:hAnsi="맑은 고딕" w:eastAsia="맑은 고딕" w:cs="맑은 고딕"/>
+                <w:b w:val="0"/>
+                <w:color w:val="2C2114"/>
+                <w:sz w:val="18"/>
+              </w:rPr>
+            </w:r>
+          </w:p>
+        </w:tc>
+        <w:tc>
+          <w:tcPr>
+            <w:tcW w:type="dxa" w:w="1700"/>
+            <w:tcBorders>
+              <w:top w:val="single" w:sz="4" w:space="0" w:color="B0C8E0"/>
+              <w:left w:val="single" w:sz="4" w:space="0" w:color="B0C8E0"/>
+              <w:bottom w:val="single" w:sz="4" w:space="0" w:color="B0C8E0"/>
+              <w:right w:val="single" w:sz="4" w:space="0" w:color="B0C8E0"/>
+            </w:tcBorders>
+          </w:tcPr>
+          <w:p>
+            <w:pPr>
+              <w:jc w:val="center"/>
+            </w:pPr>
+            <w:r/>
+            <w:r>
+              <w:rPr>
+                <w:rFonts w:ascii="맑은 고딕" w:hAnsi="맑은 고딕" w:eastAsia="맑은 고딕" w:cs="맑은 고딕"/>
+                <w:b w:val="0"/>
+                <w:color w:val="2C2114"/>
+                <w:sz w:val="18"/>
+              </w:rPr>
+            </w:r>
+          </w:p>
+        </w:tc>
+      </w:tr>
+      <w:tr>
+        <w:tc>
+          <w:tcPr>
+            <w:tcW w:type="dxa" w:w="1100"/>
+            <w:tcBorders>
+              <w:top w:val="single" w:sz="4" w:space="0" w:color="B0C8E0"/>
+              <w:left w:val="single" w:sz="4" w:space="0" w:color="B0C8E0"/>
+              <w:bottom w:val="single" w:sz="4" w:space="0" w:color="B0C8E0"/>
+              <w:right w:val="single" w:sz="4" w:space="0" w:color="B0C8E0"/>
+            </w:tcBorders>
+          </w:tcPr>
+          <w:p>
+            <w:pPr>
+              <w:jc w:val="center"/>
+            </w:pPr>
+            <w:r/>
+            <w:r>
+              <w:rPr>
+                <w:rFonts w:ascii="맑은 고딕" w:hAnsi="맑은 고딕" w:eastAsia="맑은 고딕" w:cs="맑은 고딕"/>
+                <w:b w:val="0"/>
+                <w:color w:val="2C2114"/>
+                <w:sz w:val="18"/>
+              </w:rPr>
+            </w:r>
+          </w:p>
+        </w:tc>
+        <w:tc>
+          <w:tcPr>
+            <w:tcW w:type="dxa" w:w="1700"/>
+            <w:tcBorders>
+              <w:top w:val="single" w:sz="4" w:space="0" w:color="B0C8E0"/>
+              <w:left w:val="single" w:sz="4" w:space="0" w:color="B0C8E0"/>
+              <w:bottom w:val="single" w:sz="4" w:space="0" w:color="B0C8E0"/>
+              <w:right w:val="single" w:sz="4" w:space="0" w:color="B0C8E0"/>
+            </w:tcBorders>
+          </w:tcPr>
+          <w:p>
+            <w:pPr>
+              <w:jc w:val="center"/>
+            </w:pPr>
+            <w:r/>
+            <w:r>
+              <w:rPr>
+                <w:rFonts w:ascii="맑은 고딕" w:hAnsi="맑은 고딕" w:eastAsia="맑은 고딕" w:cs="맑은 고딕"/>
+                <w:b w:val="0"/>
+                <w:color w:val="2C2114"/>
+                <w:sz w:val="18"/>
+              </w:rPr>
+            </w:r>
+          </w:p>
+        </w:tc>
+        <w:tc>
+          <w:tcPr>
+            <w:tcW w:type="dxa" w:w="4200"/>
+            <w:tcBorders>
+              <w:top w:val="single" w:sz="4" w:space="0" w:color="B0C8E0"/>
+              <w:left w:val="single" w:sz="4" w:space="0" w:color="B0C8E0"/>
+              <w:bottom w:val="single" w:sz="4" w:space="0" w:color="B0C8E0"/>
+              <w:right w:val="single" w:sz="4" w:space="0" w:color="B0C8E0"/>
+            </w:tcBorders>
+          </w:tcPr>
+          <w:p>
+            <w:pPr>
+              <w:jc w:val="center"/>
+            </w:pPr>
+            <w:r/>
+            <w:r>
+              <w:rPr>
+                <w:rFonts w:ascii="맑은 고딕" w:hAnsi="맑은 고딕" w:eastAsia="맑은 고딕" w:cs="맑은 고딕"/>
+                <w:b w:val="0"/>
+                <w:color w:val="2C2114"/>
+                <w:sz w:val="18"/>
+              </w:rPr>
+            </w:r>
+          </w:p>
+        </w:tc>
+        <w:tc>
+          <w:tcPr>
+            <w:tcW w:type="dxa" w:w="1700"/>
+            <w:tcBorders>
+              <w:top w:val="single" w:sz="4" w:space="0" w:color="B0C8E0"/>
+              <w:left w:val="single" w:sz="4" w:space="0" w:color="B0C8E0"/>
+              <w:bottom w:val="single" w:sz="4" w:space="0" w:color="B0C8E0"/>
+              <w:right w:val="single" w:sz="4" w:space="0" w:color="B0C8E0"/>
+            </w:tcBorders>
+          </w:tcPr>
+          <w:p>
+            <w:pPr>
+              <w:jc w:val="center"/>
+            </w:pPr>
+            <w:r/>
+            <w:r>
+              <w:rPr>
+                <w:rFonts w:ascii="맑은 고딕" w:hAnsi="맑은 고딕" w:eastAsia="맑은 고딕" w:cs="맑은 고딕"/>
+                <w:b w:val="0"/>
+                <w:color w:val="2C2114"/>
+                <w:sz w:val="18"/>
+              </w:rPr>
+            </w:r>
+          </w:p>
+        </w:tc>
+        <w:tc>
+          <w:tcPr>
+            <w:tcW w:type="dxa" w:w="1700"/>
+            <w:tcBorders>
+              <w:top w:val="single" w:sz="4" w:space="0" w:color="B0C8E0"/>
+              <w:left w:val="single" w:sz="4" w:space="0" w:color="B0C8E0"/>
+              <w:bottom w:val="single" w:sz="4" w:space="0" w:color="B0C8E0"/>
+              <w:right w:val="single" w:sz="4" w:space="0" w:color="B0C8E0"/>
+            </w:tcBorders>
+          </w:tcPr>
+          <w:p>
+            <w:pPr>
+              <w:jc w:val="center"/>
+            </w:pPr>
+            <w:r/>
+            <w:r>
+              <w:rPr>
+                <w:rFonts w:ascii="맑은 고딕" w:hAnsi="맑은 고딕" w:eastAsia="맑은 고딕" w:cs="맑은 고딕"/>
+                <w:b w:val="0"/>
+                <w:color w:val="2C2114"/>
+                <w:sz w:val="18"/>
+              </w:rPr>
             </w:r>
           </w:p>
         </w:tc>
@@ -10539,9 +11394,6 @@
 <w:ftr xmlns:wpc="http://schemas.microsoft.com/office/word/2010/wordprocessingCanvas" xmlns:mc="http://schemas.openxmlformats.org/markup-compatibility/2006" xmlns:o="urn:schemas-microsoft-com:office:office" xmlns:r="http://schemas.openxmlformats.org/officeDocument/2006/relationships" xmlns:m="http://schemas.openxmlformats.org/officeDocument/2006/math" xmlns:v="urn:schemas-microsoft-com:vml" xmlns:wp14="http://schemas.microsoft.com/office/word/2010/wordprocessingDrawing" xmlns:wp="http://schemas.openxmlformats.org/drawingml/2006/wordprocessingDrawing" xmlns:w10="urn:schemas-microsoft-com:office:word" xmlns:w="http://schemas.openxmlformats.org/wordprocessingml/2006/main" xmlns:w14="http://schemas.microsoft.com/office/word/2010/wordml" xmlns:w15="http://schemas.microsoft.com/office/word/2012/wordml" xmlns:wpg="http://schemas.microsoft.com/office/word/2010/wordprocessingGroup" xmlns:wpi="http://schemas.microsoft.com/office/word/2010/wordprocessingInk" xmlns:wne="http://schemas.microsoft.com/office/word/2006/wordml" xmlns:wps="http://schemas.microsoft.com/office/word/2010/wordprocessingShape">
   <w:p>
     <w:pPr>
-      <w:pBdr>
-        <w:top w:val="single" w:color="B0C8E0" w:sz="4"/>
-      </w:pBdr>
       <w:spacing w:after="0" w:before="80"/>
     </w:pPr>
     <w:r>
@@ -10598,9 +11450,6 @@
 <w:hdr xmlns:wpc="http://schemas.microsoft.com/office/word/2010/wordprocessingCanvas" xmlns:mc="http://schemas.openxmlformats.org/markup-compatibility/2006" xmlns:o="urn:schemas-microsoft-com:office:office" xmlns:r="http://schemas.openxmlformats.org/officeDocument/2006/relationships" xmlns:m="http://schemas.openxmlformats.org/officeDocument/2006/math" xmlns:v="urn:schemas-microsoft-com:vml" xmlns:wp14="http://schemas.microsoft.com/office/word/2010/wordprocessingDrawing" xmlns:wp="http://schemas.openxmlformats.org/drawingml/2006/wordprocessingDrawing" xmlns:w10="urn:schemas-microsoft-com:office:word" xmlns:w="http://schemas.openxmlformats.org/wordprocessingml/2006/main" xmlns:w14="http://schemas.microsoft.com/office/word/2010/wordml" xmlns:w15="http://schemas.microsoft.com/office/word/2012/wordml" xmlns:wpg="http://schemas.microsoft.com/office/word/2010/wordprocessingGroup" xmlns:wpi="http://schemas.microsoft.com/office/word/2010/wordprocessingInk" xmlns:wne="http://schemas.microsoft.com/office/word/2006/wordml" xmlns:wps="http://schemas.microsoft.com/office/word/2010/wordprocessingShape" xmlns:cx="http://schemas.microsoft.com/office/drawing/2014/chartex" xmlns:cx1="http://schemas.microsoft.com/office/drawing/2015/9/8/chartex" xmlns:cx2="http://schemas.microsoft.com/office/drawing/2015/10/21/chartex" xmlns:cx3="http://schemas.microsoft.com/office/drawing/2016/5/9/chartex" xmlns:cx4="http://schemas.microsoft.com/office/drawing/2016/5/10/chartex" xmlns:cx5="http://schemas.microsoft.com/office/drawing/2016/5/11/chartex" xmlns:cx6="http://schemas.microsoft.com/office/drawing/2016/5/12/chartex" xmlns:cx7="http://schemas.microsoft.com/office/drawing/2016/5/13/chartex" xmlns:cx8="http://schemas.microsoft.com/office/drawing/2016/5/14/chartex" xmlns:w16cid="http://schemas.microsoft.com/office/word/2016/wordml/cid" xmlns:w16se="http://schemas.microsoft.com/office/word/2015/wordml/symex">
   <w:p>
     <w:pPr>
-      <w:pBdr>
-        <w:bottom w:val="single" w:color="C8714A" w:sz="4"/>
-      </w:pBdr>
       <w:spacing w:after="80" w:before="0"/>
     </w:pPr>
     <w:r>

--- a/DB/교육부/EDU_교육부매뉴얼_201-204_사랑과평안의교회.docx
+++ b/DB/교육부/EDU_교육부매뉴얼_201-204_사랑과평안의교회.docx
@@ -2895,6 +2895,123 @@
           <w:szCs w:val="20"/>
         </w:rPr>
         <w:t xml:space="preserve"/>
+      </w:r>
+    </w:p>
+    <w:p>
+      <w:pPr>
+        <w:spacing w:before="440" w:after="200"/>
+        <w:jc w:val="center"/>
+      </w:pPr>
+      <w:r>
+        <w:rPr>
+          <w:rFonts w:ascii="맑은 고딕" w:hAnsi="맑은 고딕"/>
+          <w:b/>
+          <w:color w:val="1A1A1A"/>
+          <w:sz w:val="27"/>
+        </w:rPr>
+        <w:t>제 4 장  교사 모임 및 교육 계획</w:t>
+      </w:r>
+      <w:r>
+        <w:rPr>
+          <w:rFonts w:ascii="맑은 고딕" w:hAnsi="맑은 고딕"/>
+          <w:b w:val="0"/>
+          <w:color w:val="C0D4EC"/>
+          <w:sz w:val="16"/>
+        </w:rPr>
+        <w:t xml:space="preserve">  Teacher Meetings &amp; Education Planning</w:t>
+      </w:r>
+    </w:p>
+    <w:p>
+      <w:pPr>
+        <w:spacing w:before="260" w:after="60"/>
+        <w:ind w:left="180"/>
+      </w:pPr>
+      <w:r>
+        <w:rPr>
+          <w:rFonts w:ascii="맑은 고딕" w:hAnsi="맑은 고딕"/>
+          <w:b/>
+          <w:color w:val="1A3A5C"/>
+          <w:sz w:val="21"/>
+        </w:rPr>
+        <w:t>제 12 조 (정기 교사 모임)</w:t>
+      </w:r>
+    </w:p>
+    <w:p>
+      <w:pPr>
+        <w:spacing w:before="40" w:after="44"/>
+        <w:ind w:left="360" w:hanging="360"/>
+        <w:jc w:val="both"/>
+      </w:pPr>
+      <w:r>
+        <w:rPr>
+          <w:rFonts w:ascii="맑은 고딕" w:hAnsi="맑은 고딕"/>
+          <w:b w:val="0"/>
+          <w:color w:val="1A1A1A"/>
+          <w:sz w:val="20"/>
+        </w:rPr>
+        <w:t>주일학교 교사는 매월 1회 정기 교사 모임을 갖고 운영 현황을 공유한다.</w:t>
+      </w:r>
+    </w:p>
+    <w:p>
+      <w:pPr>
+        <w:spacing w:before="260" w:after="60"/>
+        <w:ind w:left="180"/>
+      </w:pPr>
+      <w:r>
+        <w:rPr>
+          <w:rFonts w:ascii="맑은 고딕" w:hAnsi="맑은 고딕"/>
+          <w:b/>
+          <w:color w:val="1A3A5C"/>
+          <w:sz w:val="21"/>
+        </w:rPr>
+        <w:t>제 13 조 (연간 교육 계획서)</w:t>
+      </w:r>
+    </w:p>
+    <w:p>
+      <w:pPr>
+        <w:spacing w:before="40" w:after="44"/>
+        <w:ind w:left="360" w:hanging="360"/>
+        <w:jc w:val="both"/>
+      </w:pPr>
+      <w:r>
+        <w:rPr>
+          <w:rFonts w:ascii="맑은 고딕" w:hAnsi="맑은 고딕"/>
+          <w:b w:val="0"/>
+          <w:color w:val="1A1A1A"/>
+          <w:sz w:val="20"/>
+        </w:rPr>
+        <w:t>주일학교부장은 매년 연간 교육 계획서를 수립하여 교육부장에게 보고한다.</w:t>
+      </w:r>
+    </w:p>
+    <w:p>
+      <w:pPr>
+        <w:spacing w:before="260" w:after="60"/>
+        <w:ind w:left="180"/>
+      </w:pPr>
+      <w:r>
+        <w:rPr>
+          <w:rFonts w:ascii="맑은 고딕" w:hAnsi="맑은 고딕"/>
+          <w:b/>
+          <w:color w:val="1A3A5C"/>
+          <w:sz w:val="21"/>
+        </w:rPr>
+        <w:t>제 14 조 (여름·겨울 캠프)</w:t>
+      </w:r>
+    </w:p>
+    <w:p>
+      <w:pPr>
+        <w:spacing w:before="40" w:after="44"/>
+        <w:ind w:left="360" w:hanging="360"/>
+        <w:jc w:val="both"/>
+      </w:pPr>
+      <w:r>
+        <w:rPr>
+          <w:rFonts w:ascii="맑은 고딕" w:hAnsi="맑은 고딕"/>
+          <w:b w:val="0"/>
+          <w:color w:val="1A1A1A"/>
+          <w:sz w:val="20"/>
+        </w:rPr>
+        <w:t>주일학교는 여름·겨울 방학 기간 중 캠프를 기획·운영하며, 사전 기획안을 교육부장 승인을 받아 진행한다.</w:t>
       </w:r>
     </w:p>
     <w:tbl>

--- a/DB/교육부/EDU_교육부매뉴얼_201-204_사랑과평안의교회.docx
+++ b/DB/교육부/EDU_교육부매뉴얼_201-204_사랑과평안의교회.docx
@@ -3536,7 +3536,7 @@
                 <w:sz w:val="18"/>
                 <w:szCs w:val="18"/>
               </w:rPr>
-              <w:t xml:space="preserve">—</w:t>
+              <w:t>말미 [개정 이력] 표 참조</w:t>
             </w:r>
           </w:p>
         </w:tc>
@@ -5033,7 +5033,7 @@
                 <w:sz w:val="18"/>
                 <w:szCs w:val="18"/>
               </w:rPr>
-              <w:t xml:space="preserve">—</w:t>
+              <w:t>말미 [개정 이력] 표 참조</w:t>
             </w:r>
           </w:p>
         </w:tc>
@@ -7617,7 +7617,7 @@
                 <w:sz w:val="18"/>
                 <w:szCs w:val="18"/>
               </w:rPr>
-              <w:t xml:space="preserve">—</w:t>
+              <w:t>말미 [개정 이력] 표 참조</w:t>
             </w:r>
           </w:p>
         </w:tc>

--- a/DB/교육부/EDU_교육부매뉴얼_201-204_사랑과평안의교회.docx
+++ b/DB/교육부/EDU_교육부매뉴얼_201-204_사랑과평안의교회.docx
@@ -248,7 +248,7 @@
                 <w:sz w:val="18"/>
                 <w:szCs w:val="18"/>
               </w:rPr>
-              <w:t xml:space="preserve">CPO-001 교회 헌법 제26조</w:t>
+              <w:t>CPO-001 교회 헌법 제26조  /  CPO-003 목회 철학</w:t>
             </w:r>
           </w:p>
         </w:tc>
@@ -284,7 +284,7 @@
                 <w:sz w:val="18"/>
                 <w:szCs w:val="18"/>
               </w:rPr>
-              <w:t xml:space="preserve">관 련 규 정</w:t>
+              <w:t>관 련 부 서</w:t>
             </w:r>
           </w:p>
         </w:tc>
@@ -312,7 +312,7 @@
                 <w:sz w:val="18"/>
                 <w:szCs w:val="18"/>
               </w:rPr>
-              <w:t xml:space="preserve">CPO-001 교회 헌법 제26조  /  CPO-003 목회 철학</w:t>
+              <w:t>교육부  |  새가족부  |  시설관리부</w:t>
             </w:r>
           </w:p>
         </w:tc>
@@ -3344,7 +3344,7 @@
                 <w:sz w:val="18"/>
                 <w:szCs w:val="18"/>
               </w:rPr>
-              <w:t xml:space="preserve">CPO-001 교회 헌법 제26조  /  EDU-201</w:t>
+              <w:t>CPO-001 교회 헌법 제26조  /  EDU-201  /  CPO-003 목회 철학</w:t>
             </w:r>
           </w:p>
         </w:tc>
@@ -3380,7 +3380,7 @@
                 <w:sz w:val="18"/>
                 <w:szCs w:val="18"/>
               </w:rPr>
-              <w:t xml:space="preserve">관 련 규 정</w:t>
+              <w:t>관 련 부 서</w:t>
             </w:r>
           </w:p>
         </w:tc>
@@ -3408,7 +3408,7 @@
                 <w:sz w:val="18"/>
                 <w:szCs w:val="18"/>
               </w:rPr>
-              <w:t xml:space="preserve">CPO-001 교회 헌법 제26조  /  CPO-003 목회 철학</w:t>
+              <w:t>교육부  |  새가족부  |  시설관리부</w:t>
             </w:r>
           </w:p>
         </w:tc>
@@ -4877,7 +4877,7 @@
                 <w:sz w:val="18"/>
                 <w:szCs w:val="18"/>
               </w:rPr>
-              <w:t xml:space="preserve">관 련 규 정</w:t>
+              <w:t>관 련 부 서</w:t>
             </w:r>
           </w:p>
         </w:tc>
@@ -4905,7 +4905,7 @@
                 <w:sz w:val="18"/>
                 <w:szCs w:val="18"/>
               </w:rPr>
-              <w:t xml:space="preserve">CPO-001 교회 헌법 제26조  /  CPO-003 목회 철학</w:t>
+              <w:t>교육부  |  새가족부  |  시설관리부</w:t>
             </w:r>
           </w:p>
         </w:tc>
@@ -7461,7 +7461,7 @@
                 <w:sz w:val="18"/>
                 <w:szCs w:val="18"/>
               </w:rPr>
-              <w:t xml:space="preserve">관 련 규 정</w:t>
+              <w:t>관 련 부 서</w:t>
             </w:r>
           </w:p>
         </w:tc>
@@ -7489,7 +7489,7 @@
                 <w:sz w:val="18"/>
                 <w:szCs w:val="18"/>
               </w:rPr>
-              <w:t xml:space="preserve">CPO-001 교회 헌법 제26조  /  CPO-003 목회 철학</w:t>
+              <w:t>교육부  |  새가족부  |  시설관리부</w:t>
             </w:r>
           </w:p>
         </w:tc>

--- a/DB/교육부/EDU_교육부매뉴얼_201-204_사랑과평안의교회.docx
+++ b/DB/교육부/EDU_교육부매뉴얼_201-204_사랑과평안의교회.docx
@@ -1637,23 +1637,7 @@
           <w:sz w:val="20"/>
           <w:szCs w:val="20"/>
         </w:rPr>
-        <w:t xml:space="preserve">② 교사는 임명 전 아동 안전 교육(CPO 이수)을 완료하여야 한다.</w:t>
-      </w:r>
-    </w:p>
-    <w:p>
-      <w:pPr>
-        <w:spacing w:after="44" w:before="40"/>
-        <w:ind w:left="360" w:hanging="360"/>
-        <w:jc w:val="both"/>
-      </w:pPr>
-      <w:r>
-        <w:rPr>
-          <w:rFonts w:ascii="맑은 고딕" w:cs="맑은 고딕" w:eastAsia="맑은 고딕" w:hAnsi="맑은 고딕"/>
-          <w:color w:val="1A1A1A"/>
-          <w:sz w:val="20"/>
-          <w:szCs w:val="20"/>
-        </w:rPr>
-        <w:t xml:space="preserve">③ 교사는 연 1회 이상 교사 훈련에 참여하여야 한다.</w:t>
+        <w:t>② 교사는 연 1회 이상 교사 훈련에 참여하여야 한다.</w:t>
       </w:r>
     </w:p>
     <w:p>
